--- a/dossier-deets-apprentissage/word/15_Etat_descriptif_sensibilisation_creation_reprise_entreprise.docx
+++ b/dossier-deets-apprentissage/word/15_Etat_descriptif_sensibilisation_creation_reprise_entreprise.docx
@@ -8,27 +8,38 @@
       </w:pPr>
       <w:r>
         <w:rPr>
-          <w:rFonts w:ascii="Arial" w:cs="Arial" w:eastAsia="Arial" w:hAnsi="Arial"/>
+          <w:rFonts w:ascii="Montserrat" w:cs="Montserrat" w:eastAsia="Montserrat" w:hAnsi="Montserrat"/>
           <w:b/>
           <w:bCs/>
-          <w:color w:val="1F3A5F"/>
-          <w:sz w:val="36"/>
-          <w:szCs w:val="36"/>
-        </w:rPr>
-        <w:t xml:space="preserve">YEBA FORMATIONS</w:t>
+          <w:color w:val="1B3A6B"/>
+          <w:sz w:val="40"/>
+          <w:szCs w:val="40"/>
+        </w:rPr>
+        <w:t xml:space="preserve">YEBA</w:t>
+      </w:r>
+      <w:r>
+        <w:rPr>
+          <w:rFonts w:ascii="Montserrat" w:cs="Montserrat" w:eastAsia="Montserrat" w:hAnsi="Montserrat"/>
+          <w:b/>
+          <w:bCs/>
+          <w:color w:val="C9AB4C"/>
+          <w:sz w:val="40"/>
+          <w:szCs w:val="40"/>
+        </w:rPr>
+        <w:t xml:space="preserve">  FORMATIONS</w:t>
       </w:r>
     </w:p>
     <w:p>
       <w:pPr>
         <w:pBdr>
-          <w:bottom w:val="single" w:color="C8691C" w:sz="12" w:space="6"/>
+          <w:bottom w:val="single" w:color="C9AB4C" w:sz="12" w:space="6"/>
         </w:pBdr>
         <w:spacing w:after="240"/>
       </w:pPr>
       <w:r>
         <w:rPr>
-          <w:rFonts w:ascii="Arial" w:cs="Arial" w:eastAsia="Arial" w:hAnsi="Arial"/>
-          <w:color w:val="595959"/>
+          <w:rFonts w:ascii="Inter" w:cs="Inter" w:eastAsia="Inter" w:hAnsi="Inter"/>
+          <w:color w:val="4D4D4D"/>
           <w:sz w:val="20"/>
           <w:szCs w:val="20"/>
         </w:rPr>
@@ -41,10 +52,10 @@
       </w:pPr>
       <w:r>
         <w:rPr>
-          <w:rFonts w:ascii="Arial" w:cs="Arial" w:eastAsia="Arial" w:hAnsi="Arial"/>
+          <w:rFonts w:ascii="Montserrat" w:cs="Montserrat" w:eastAsia="Montserrat" w:hAnsi="Montserrat"/>
           <w:b/>
           <w:bCs/>
-          <w:color w:val="C8691C"/>
+          <w:color w:val="4D4D4D"/>
           <w:sz w:val="24"/>
           <w:szCs w:val="24"/>
         </w:rPr>
@@ -57,10 +68,10 @@
       </w:pPr>
       <w:r>
         <w:rPr>
-          <w:rFonts w:ascii="Arial" w:cs="Arial" w:eastAsia="Arial" w:hAnsi="Arial"/>
+          <w:rFonts w:ascii="Montserrat" w:cs="Montserrat" w:eastAsia="Montserrat" w:hAnsi="Montserrat"/>
           <w:b/>
           <w:bCs/>
-          <w:color w:val="1F3A5F"/>
+          <w:color w:val="1B3A6B"/>
           <w:sz w:val="32"/>
           <w:szCs w:val="32"/>
         </w:rPr>
@@ -91,21 +102,21 @@
         <w:tc>
           <w:tcPr>
             <w:tcW w:type="dxa" w:w="2600"/>
-            <w:shd w:fill="1F3A5F" w:color="auto" w:val="clear"/>
-            <w:tcMar>
-              <w:top w:type="dxa" w:w="60"/>
-              <w:left w:type="dxa" w:w="90"/>
-              <w:bottom w:type="dxa" w:w="60"/>
-              <w:right w:type="dxa" w:w="90"/>
-            </w:tcMar>
-          </w:tcPr>
-          <w:p>
-            <w:pPr>
-              <w:spacing w:after="40"/>
-            </w:pPr>
-            <w:r>
-              <w:rPr>
-                <w:rFonts w:ascii="Arial" w:cs="Arial" w:eastAsia="Arial" w:hAnsi="Arial"/>
+            <w:shd w:fill="1B3A6B" w:color="auto" w:val="clear"/>
+            <w:tcMar>
+              <w:top w:type="dxa" w:w="60"/>
+              <w:left w:type="dxa" w:w="90"/>
+              <w:bottom w:type="dxa" w:w="60"/>
+              <w:right w:type="dxa" w:w="90"/>
+            </w:tcMar>
+          </w:tcPr>
+          <w:p>
+            <w:pPr>
+              <w:spacing w:after="40"/>
+            </w:pPr>
+            <w:r>
+              <w:rPr>
+                <w:rFonts w:ascii="Inter" w:cs="Inter" w:eastAsia="Inter" w:hAnsi="Inter"/>
                 <w:b/>
                 <w:bCs/>
                 <w:color w:val="FFFFFF"/>
@@ -117,21 +128,21 @@
         <w:tc>
           <w:tcPr>
             <w:tcW w:type="dxa" w:w="7038"/>
-            <w:shd w:fill="1F3A5F" w:color="auto" w:val="clear"/>
-            <w:tcMar>
-              <w:top w:type="dxa" w:w="60"/>
-              <w:left w:type="dxa" w:w="90"/>
-              <w:bottom w:type="dxa" w:w="60"/>
-              <w:right w:type="dxa" w:w="90"/>
-            </w:tcMar>
-          </w:tcPr>
-          <w:p>
-            <w:pPr>
-              <w:spacing w:after="40"/>
-            </w:pPr>
-            <w:r>
-              <w:rPr>
-                <w:rFonts w:ascii="Arial" w:cs="Arial" w:eastAsia="Arial" w:hAnsi="Arial"/>
+            <w:shd w:fill="1B3A6B" w:color="auto" w:val="clear"/>
+            <w:tcMar>
+              <w:top w:type="dxa" w:w="60"/>
+              <w:left w:type="dxa" w:w="90"/>
+              <w:bottom w:type="dxa" w:w="60"/>
+              <w:right w:type="dxa" w:w="90"/>
+            </w:tcMar>
+          </w:tcPr>
+          <w:p>
+            <w:pPr>
+              <w:spacing w:after="40"/>
+            </w:pPr>
+            <w:r>
+              <w:rPr>
+                <w:rFonts w:ascii="Inter" w:cs="Inter" w:eastAsia="Inter" w:hAnsi="Inter"/>
                 <w:b/>
                 <w:bCs/>
                 <w:color w:val="FFFFFF"/>
@@ -161,7 +172,7 @@
             </w:pPr>
             <w:r>
               <w:rPr>
-                <w:rFonts w:ascii="Arial" w:cs="Arial" w:eastAsia="Arial" w:hAnsi="Arial"/>
+                <w:rFonts w:ascii="Inter" w:cs="Inter" w:eastAsia="Inter" w:hAnsi="Inter"/>
               </w:rPr>
               <w:t xml:space="preserve">Destinataire</w:t>
             </w:r>
@@ -183,7 +194,7 @@
             </w:pPr>
             <w:r>
               <w:rPr>
-                <w:rFonts w:ascii="Arial" w:cs="Arial" w:eastAsia="Arial" w:hAnsi="Arial"/>
+                <w:rFonts w:ascii="Inter" w:cs="Inter" w:eastAsia="Inter" w:hAnsi="Inter"/>
               </w:rPr>
               <w:t xml:space="preserve">DEETS La Réunion — Service de contrôle de la formation professionnelle</w:t>
             </w:r>
@@ -197,21 +208,21 @@
         <w:tc>
           <w:tcPr>
             <w:tcW w:type="dxa" w:w="2600"/>
-            <w:shd w:fill="EAF0F6" w:color="auto" w:val="clear"/>
-            <w:tcMar>
-              <w:top w:type="dxa" w:w="60"/>
-              <w:left w:type="dxa" w:w="90"/>
-              <w:bottom w:type="dxa" w:w="60"/>
-              <w:right w:type="dxa" w:w="90"/>
-            </w:tcMar>
-          </w:tcPr>
-          <w:p>
-            <w:pPr>
-              <w:spacing w:after="40"/>
-            </w:pPr>
-            <w:r>
-              <w:rPr>
-                <w:rFonts w:ascii="Arial" w:cs="Arial" w:eastAsia="Arial" w:hAnsi="Arial"/>
+            <w:shd w:fill="EEF1F6" w:color="auto" w:val="clear"/>
+            <w:tcMar>
+              <w:top w:type="dxa" w:w="60"/>
+              <w:left w:type="dxa" w:w="90"/>
+              <w:bottom w:type="dxa" w:w="60"/>
+              <w:right w:type="dxa" w:w="90"/>
+            </w:tcMar>
+          </w:tcPr>
+          <w:p>
+            <w:pPr>
+              <w:spacing w:after="40"/>
+            </w:pPr>
+            <w:r>
+              <w:rPr>
+                <w:rFonts w:ascii="Inter" w:cs="Inter" w:eastAsia="Inter" w:hAnsi="Inter"/>
               </w:rPr>
               <w:t xml:space="preserve">Référence</w:t>
             </w:r>
@@ -220,21 +231,21 @@
         <w:tc>
           <w:tcPr>
             <w:tcW w:type="dxa" w:w="7038"/>
-            <w:shd w:fill="EAF0F6" w:color="auto" w:val="clear"/>
-            <w:tcMar>
-              <w:top w:type="dxa" w:w="60"/>
-              <w:left w:type="dxa" w:w="90"/>
-              <w:bottom w:type="dxa" w:w="60"/>
-              <w:right w:type="dxa" w:w="90"/>
-            </w:tcMar>
-          </w:tcPr>
-          <w:p>
-            <w:pPr>
-              <w:spacing w:after="40"/>
-            </w:pPr>
-            <w:r>
-              <w:rPr>
-                <w:rFonts w:ascii="Arial" w:cs="Arial" w:eastAsia="Arial" w:hAnsi="Arial"/>
+            <w:shd w:fill="EEF1F6" w:color="auto" w:val="clear"/>
+            <w:tcMar>
+              <w:top w:type="dxa" w:w="60"/>
+              <w:left w:type="dxa" w:w="90"/>
+              <w:bottom w:type="dxa" w:w="60"/>
+              <w:right w:type="dxa" w:w="90"/>
+            </w:tcMar>
+          </w:tcPr>
+          <w:p>
+            <w:pPr>
+              <w:spacing w:after="40"/>
+            </w:pPr>
+            <w:r>
+              <w:rPr>
+                <w:rFonts w:ascii="Inter" w:cs="Inter" w:eastAsia="Inter" w:hAnsi="Inter"/>
               </w:rPr>
               <w:t xml:space="preserve">Courriel de la DEETS du 20 octobre 2026 — instruction au titre de l’article L.6351-5 du Code du travail</w:t>
             </w:r>
@@ -261,7 +272,7 @@
             </w:pPr>
             <w:r>
               <w:rPr>
-                <w:rFonts w:ascii="Arial" w:cs="Arial" w:eastAsia="Arial" w:hAnsi="Arial"/>
+                <w:rFonts w:ascii="Inter" w:cs="Inter" w:eastAsia="Inter" w:hAnsi="Inter"/>
               </w:rPr>
               <w:t xml:space="preserve">Objet de la pièce</w:t>
             </w:r>
@@ -283,7 +294,7 @@
             </w:pPr>
             <w:r>
               <w:rPr>
-                <w:rFonts w:ascii="Arial" w:cs="Arial" w:eastAsia="Arial" w:hAnsi="Arial"/>
+                <w:rFonts w:ascii="Inter" w:cs="Inter" w:eastAsia="Inter" w:hAnsi="Inter"/>
               </w:rPr>
               <w:t xml:space="preserve">Actions de sensibilisation et d’orientation des apprentis vers l’entrepreneuriat.</w:t>
             </w:r>
@@ -297,21 +308,21 @@
         <w:tc>
           <w:tcPr>
             <w:tcW w:type="dxa" w:w="2600"/>
-            <w:shd w:fill="EAF0F6" w:color="auto" w:val="clear"/>
-            <w:tcMar>
-              <w:top w:type="dxa" w:w="60"/>
-              <w:left w:type="dxa" w:w="90"/>
-              <w:bottom w:type="dxa" w:w="60"/>
-              <w:right w:type="dxa" w:w="90"/>
-            </w:tcMar>
-          </w:tcPr>
-          <w:p>
-            <w:pPr>
-              <w:spacing w:after="40"/>
-            </w:pPr>
-            <w:r>
-              <w:rPr>
-                <w:rFonts w:ascii="Arial" w:cs="Arial" w:eastAsia="Arial" w:hAnsi="Arial"/>
+            <w:shd w:fill="EEF1F6" w:color="auto" w:val="clear"/>
+            <w:tcMar>
+              <w:top w:type="dxa" w:w="60"/>
+              <w:left w:type="dxa" w:w="90"/>
+              <w:bottom w:type="dxa" w:w="60"/>
+              <w:right w:type="dxa" w:w="90"/>
+            </w:tcMar>
+          </w:tcPr>
+          <w:p>
+            <w:pPr>
+              <w:spacing w:after="40"/>
+            </w:pPr>
+            <w:r>
+              <w:rPr>
+                <w:rFonts w:ascii="Inter" w:cs="Inter" w:eastAsia="Inter" w:hAnsi="Inter"/>
               </w:rPr>
               <w:t xml:space="preserve">Organisme</w:t>
             </w:r>
@@ -320,23 +331,23 @@
         <w:tc>
           <w:tcPr>
             <w:tcW w:type="dxa" w:w="7038"/>
-            <w:shd w:fill="EAF0F6" w:color="auto" w:val="clear"/>
-            <w:tcMar>
-              <w:top w:type="dxa" w:w="60"/>
-              <w:left w:type="dxa" w:w="90"/>
-              <w:bottom w:type="dxa" w:w="60"/>
-              <w:right w:type="dxa" w:w="90"/>
-            </w:tcMar>
-          </w:tcPr>
-          <w:p>
-            <w:pPr>
-              <w:spacing w:after="40"/>
-            </w:pPr>
-            <w:r>
-              <w:rPr>
-                <w:rFonts w:ascii="Arial" w:cs="Arial" w:eastAsia="Arial" w:hAnsi="Arial"/>
-              </w:rPr>
-              <w:t xml:space="preserve">YEBA FORMATIONS — SIRET 814 622 262 00032 — NDA 04973676397</w:t>
+            <w:shd w:fill="EEF1F6" w:color="auto" w:val="clear"/>
+            <w:tcMar>
+              <w:top w:type="dxa" w:w="60"/>
+              <w:left w:type="dxa" w:w="90"/>
+              <w:bottom w:type="dxa" w:w="60"/>
+              <w:right w:type="dxa" w:w="90"/>
+            </w:tcMar>
+          </w:tcPr>
+          <w:p>
+            <w:pPr>
+              <w:spacing w:after="40"/>
+            </w:pPr>
+            <w:r>
+              <w:rPr>
+                <w:rFonts w:ascii="Inter" w:cs="Inter" w:eastAsia="Inter" w:hAnsi="Inter"/>
+              </w:rPr>
+              <w:t xml:space="preserve">YEBA FORMATIONS — SIRET 814 622 262 00032 — NDA 04973676397 — UAI 9742022E</w:t>
             </w:r>
           </w:p>
         </w:tc>
@@ -361,9 +372,9 @@
             </w:pPr>
             <w:r>
               <w:rPr>
-                <w:rFonts w:ascii="Arial" w:cs="Arial" w:eastAsia="Arial" w:hAnsi="Arial"/>
-              </w:rPr>
-              <w:t xml:space="preserve">Certification Qualiopi</w:t>
+                <w:rFonts w:ascii="Inter" w:cs="Inter" w:eastAsia="Inter" w:hAnsi="Inter"/>
+              </w:rPr>
+              <w:t xml:space="preserve">Lieu de formation</w:t>
             </w:r>
           </w:p>
         </w:tc>
@@ -383,19 +394,9 @@
             </w:pPr>
             <w:r>
               <w:rPr>
-                <w:rFonts w:ascii="Arial" w:cs="Arial" w:eastAsia="Arial" w:hAnsi="Arial"/>
-              </w:rPr>
-              <w:t xml:space="preserve">n° 25FOR02027.1 — </w:t>
-            </w:r>
-            <w:r>
-              <w:rPr>
-                <w:rFonts w:ascii="Arial" w:cs="Arial" w:eastAsia="Arial" w:hAnsi="Arial"/>
-                <w:b/>
-                <w:bCs/>
-                <w:highlight w:val="yellow"/>
-                <w:highlightCs w:val="yellow"/>
-              </w:rPr>
-              <w:t xml:space="preserve">[préciser si la catégorie « actions de formation par apprentissage » est déjà couverte ou en cours d’extension]</w:t>
+                <w:rFonts w:ascii="Inter" w:cs="Inter" w:eastAsia="Inter" w:hAnsi="Inter"/>
+              </w:rPr>
+              <w:t xml:space="preserve">7 rue Henri Cornu, Immeuble Rodrigue 2, Technopole Réunion / Technor, 97490 Sainte-Clotilde (Saint-Denis)</w:t>
             </w:r>
           </w:p>
         </w:tc>
@@ -407,46 +408,46 @@
         <w:tc>
           <w:tcPr>
             <w:tcW w:type="dxa" w:w="2600"/>
-            <w:shd w:fill="EAF0F6" w:color="auto" w:val="clear"/>
-            <w:tcMar>
-              <w:top w:type="dxa" w:w="60"/>
-              <w:left w:type="dxa" w:w="90"/>
-              <w:bottom w:type="dxa" w:w="60"/>
-              <w:right w:type="dxa" w:w="90"/>
-            </w:tcMar>
-          </w:tcPr>
-          <w:p>
-            <w:pPr>
-              <w:spacing w:after="40"/>
-            </w:pPr>
-            <w:r>
-              <w:rPr>
-                <w:rFonts w:ascii="Arial" w:cs="Arial" w:eastAsia="Arial" w:hAnsi="Arial"/>
-              </w:rPr>
-              <w:t xml:space="preserve">Responsable</w:t>
+            <w:shd w:fill="EEF1F6" w:color="auto" w:val="clear"/>
+            <w:tcMar>
+              <w:top w:type="dxa" w:w="60"/>
+              <w:left w:type="dxa" w:w="90"/>
+              <w:bottom w:type="dxa" w:w="60"/>
+              <w:right w:type="dxa" w:w="90"/>
+            </w:tcMar>
+          </w:tcPr>
+          <w:p>
+            <w:pPr>
+              <w:spacing w:after="40"/>
+            </w:pPr>
+            <w:r>
+              <w:rPr>
+                <w:rFonts w:ascii="Inter" w:cs="Inter" w:eastAsia="Inter" w:hAnsi="Inter"/>
+              </w:rPr>
+              <w:t xml:space="preserve">Certification Qualiopi</w:t>
             </w:r>
           </w:p>
         </w:tc>
         <w:tc>
           <w:tcPr>
             <w:tcW w:type="dxa" w:w="7038"/>
-            <w:shd w:fill="EAF0F6" w:color="auto" w:val="clear"/>
-            <w:tcMar>
-              <w:top w:type="dxa" w:w="60"/>
-              <w:left w:type="dxa" w:w="90"/>
-              <w:bottom w:type="dxa" w:w="60"/>
-              <w:right w:type="dxa" w:w="90"/>
-            </w:tcMar>
-          </w:tcPr>
-          <w:p>
-            <w:pPr>
-              <w:spacing w:after="40"/>
-            </w:pPr>
-            <w:r>
-              <w:rPr>
-                <w:rFonts w:ascii="Arial" w:cs="Arial" w:eastAsia="Arial" w:hAnsi="Arial"/>
-              </w:rPr>
-              <w:t xml:space="preserve">Aurélien LUMEKA, Directeur</w:t>
+            <w:shd w:fill="EEF1F6" w:color="auto" w:val="clear"/>
+            <w:tcMar>
+              <w:top w:type="dxa" w:w="60"/>
+              <w:left w:type="dxa" w:w="90"/>
+              <w:bottom w:type="dxa" w:w="60"/>
+              <w:right w:type="dxa" w:w="90"/>
+            </w:tcMar>
+          </w:tcPr>
+          <w:p>
+            <w:pPr>
+              <w:spacing w:after="40"/>
+            </w:pPr>
+            <w:r>
+              <w:rPr>
+                <w:rFonts w:ascii="Inter" w:cs="Inter" w:eastAsia="Inter" w:hAnsi="Inter"/>
+              </w:rPr>
+              <w:t xml:space="preserve">n° 25FOR02027.1 (actions de formation). Extension à la catégorie « actions de formation par apprentissage » engagée : l’audit d’extension sera réalisé dès l’entrée en formation du premier apprenti (courriel de l’organisme certificateur du 14/10/2026).</w:t>
             </w:r>
           </w:p>
         </w:tc>
@@ -471,7 +472,57 @@
             </w:pPr>
             <w:r>
               <w:rPr>
-                <w:rFonts w:ascii="Arial" w:cs="Arial" w:eastAsia="Arial" w:hAnsi="Arial"/>
+                <w:rFonts w:ascii="Inter" w:cs="Inter" w:eastAsia="Inter" w:hAnsi="Inter"/>
+              </w:rPr>
+              <w:t xml:space="preserve">Responsable</w:t>
+            </w:r>
+          </w:p>
+        </w:tc>
+        <w:tc>
+          <w:tcPr>
+            <w:tcW w:type="dxa" w:w="7038"/>
+            <w:tcMar>
+              <w:top w:type="dxa" w:w="60"/>
+              <w:left w:type="dxa" w:w="90"/>
+              <w:bottom w:type="dxa" w:w="60"/>
+              <w:right w:type="dxa" w:w="90"/>
+            </w:tcMar>
+          </w:tcPr>
+          <w:p>
+            <w:pPr>
+              <w:spacing w:after="40"/>
+            </w:pPr>
+            <w:r>
+              <w:rPr>
+                <w:rFonts w:ascii="Inter" w:cs="Inter" w:eastAsia="Inter" w:hAnsi="Inter"/>
+              </w:rPr>
+              <w:t xml:space="preserve">Aurélien LUMEKA, Directeur</w:t>
+            </w:r>
+          </w:p>
+        </w:tc>
+      </w:tr>
+      <w:tr>
+        <w:trPr>
+          <w:cantSplit/>
+        </w:trPr>
+        <w:tc>
+          <w:tcPr>
+            <w:tcW w:type="dxa" w:w="2600"/>
+            <w:shd w:fill="EEF1F6" w:color="auto" w:val="clear"/>
+            <w:tcMar>
+              <w:top w:type="dxa" w:w="60"/>
+              <w:left w:type="dxa" w:w="90"/>
+              <w:bottom w:type="dxa" w:w="60"/>
+              <w:right w:type="dxa" w:w="90"/>
+            </w:tcMar>
+          </w:tcPr>
+          <w:p>
+            <w:pPr>
+              <w:spacing w:after="40"/>
+            </w:pPr>
+            <w:r>
+              <w:rPr>
+                <w:rFonts w:ascii="Inter" w:cs="Inter" w:eastAsia="Inter" w:hAnsi="Inter"/>
               </w:rPr>
               <w:t xml:space="preserve">Version</w:t>
             </w:r>
@@ -480,22 +531,23 @@
         <w:tc>
           <w:tcPr>
             <w:tcW w:type="dxa" w:w="7038"/>
-            <w:tcMar>
-              <w:top w:type="dxa" w:w="60"/>
-              <w:left w:type="dxa" w:w="90"/>
-              <w:bottom w:type="dxa" w:w="60"/>
-              <w:right w:type="dxa" w:w="90"/>
-            </w:tcMar>
-          </w:tcPr>
-          <w:p>
-            <w:pPr>
-              <w:spacing w:after="40"/>
-            </w:pPr>
-            <w:r>
-              <w:rPr>
-                <w:rFonts w:ascii="Arial" w:cs="Arial" w:eastAsia="Arial" w:hAnsi="Arial"/>
-              </w:rPr>
-              <w:t xml:space="preserve">Version 1 du 28/10/2026</w:t>
+            <w:shd w:fill="EEF1F6" w:color="auto" w:val="clear"/>
+            <w:tcMar>
+              <w:top w:type="dxa" w:w="60"/>
+              <w:left w:type="dxa" w:w="90"/>
+              <w:bottom w:type="dxa" w:w="60"/>
+              <w:right w:type="dxa" w:w="90"/>
+            </w:tcMar>
+          </w:tcPr>
+          <w:p>
+            <w:pPr>
+              <w:spacing w:after="40"/>
+            </w:pPr>
+            <w:r>
+              <w:rPr>
+                <w:rFonts w:ascii="Inter" w:cs="Inter" w:eastAsia="Inter" w:hAnsi="Inter"/>
+              </w:rPr>
+              <w:t xml:space="preserve">Version 2 du 28/10/2026</w:t>
             </w:r>
           </w:p>
         </w:tc>
@@ -514,7 +566,7 @@
       </w:pPr>
       <w:r>
         <w:rPr>
-          <w:rFonts w:ascii="Arial" w:cs="Arial" w:eastAsia="Arial" w:hAnsi="Arial"/>
+          <w:rFonts w:ascii="Montserrat" w:cs="Montserrat" w:eastAsia="Montserrat" w:hAnsi="Montserrat"/>
         </w:rPr>
         <w:t xml:space="preserve">1. Pourquoi c’est pertinent pour nos apprentis</w:t>
       </w:r>
@@ -526,13 +578,13 @@
       </w:pPr>
       <w:r>
         <w:rPr>
-          <w:rFonts w:ascii="Arial" w:cs="Arial" w:eastAsia="Arial" w:hAnsi="Arial"/>
-        </w:rPr>
-        <w:t xml:space="preserve">Les métiers de la vente, de la négociation et du management sont des tremplins naturels vers l’entrepreneuriat. À La Réunion, de nombreuses TPE devront par ailleurs trouver un repreneur dans les années à venir (</w:t>
-      </w:r>
-      <w:r>
-        <w:rPr>
-          <w:rFonts w:ascii="Arial" w:cs="Arial" w:eastAsia="Arial" w:hAnsi="Arial"/>
+          <w:rFonts w:ascii="Inter" w:cs="Inter" w:eastAsia="Inter" w:hAnsi="Inter"/>
+        </w:rPr>
+        <w:t xml:space="preserve">Les métiers préparés — management d’un point de vente, ressources humaines, conception d’applications sans code — sont des tremplins naturels vers l’entrepreneuriat. À La Réunion, de nombreuses TPE devront par ailleurs trouver un repreneur dans les années à venir (</w:t>
+      </w:r>
+      <w:r>
+        <w:rPr>
+          <w:rFonts w:ascii="Inter" w:cs="Inter" w:eastAsia="Inter" w:hAnsi="Inter"/>
           <w:b/>
           <w:bCs/>
           <w:highlight w:val="yellow"/>
@@ -542,9 +594,9 @@
       </w:r>
       <w:r>
         <w:rPr>
-          <w:rFonts w:ascii="Arial" w:cs="Arial" w:eastAsia="Arial" w:hAnsi="Arial"/>
-        </w:rPr>
-        <w:t xml:space="preserve">). Le dirigeant de YEBA FORMATIONS, lui-même créateur de son entreprise en 2021, témoigne de ce parcours.</w:t>
+          <w:rFonts w:ascii="Inter" w:cs="Inter" w:eastAsia="Inter" w:hAnsi="Inter"/>
+        </w:rPr>
+        <w:t xml:space="preserve">). Le dirigeant de YEBA FORMATIONS, à la tête de l’entreprise depuis 2021, témoigne de ce parcours. Le Product Builder No-Code se prête particulièrement à la création d’activité (prestation indépendante auprès des TPE-PME).</w:t>
       </w:r>
     </w:p>
     <w:p>
@@ -555,7 +607,7 @@
       </w:pPr>
       <w:r>
         <w:rPr>
-          <w:rFonts w:ascii="Arial" w:cs="Arial" w:eastAsia="Arial" w:hAnsi="Arial"/>
+          <w:rFonts w:ascii="Montserrat" w:cs="Montserrat" w:eastAsia="Montserrat" w:hAnsi="Montserrat"/>
         </w:rPr>
         <w:t xml:space="preserve">2. Programme de sensibilisation</w:t>
       </w:r>
@@ -585,21 +637,21 @@
         <w:tc>
           <w:tcPr>
             <w:tcW w:type="dxa" w:w="2600"/>
-            <w:shd w:fill="1F3A5F" w:color="auto" w:val="clear"/>
-            <w:tcMar>
-              <w:top w:type="dxa" w:w="60"/>
-              <w:left w:type="dxa" w:w="90"/>
-              <w:bottom w:type="dxa" w:w="60"/>
-              <w:right w:type="dxa" w:w="90"/>
-            </w:tcMar>
-          </w:tcPr>
-          <w:p>
-            <w:pPr>
-              <w:spacing w:after="40"/>
-            </w:pPr>
-            <w:r>
-              <w:rPr>
-                <w:rFonts w:ascii="Arial" w:cs="Arial" w:eastAsia="Arial" w:hAnsi="Arial"/>
+            <w:shd w:fill="1B3A6B" w:color="auto" w:val="clear"/>
+            <w:tcMar>
+              <w:top w:type="dxa" w:w="60"/>
+              <w:left w:type="dxa" w:w="90"/>
+              <w:bottom w:type="dxa" w:w="60"/>
+              <w:right w:type="dxa" w:w="90"/>
+            </w:tcMar>
+          </w:tcPr>
+          <w:p>
+            <w:pPr>
+              <w:spacing w:after="40"/>
+            </w:pPr>
+            <w:r>
+              <w:rPr>
+                <w:rFonts w:ascii="Inter" w:cs="Inter" w:eastAsia="Inter" w:hAnsi="Inter"/>
                 <w:b/>
                 <w:bCs/>
                 <w:color w:val="FFFFFF"/>
@@ -611,21 +663,21 @@
         <w:tc>
           <w:tcPr>
             <w:tcW w:type="dxa" w:w="4800"/>
-            <w:shd w:fill="1F3A5F" w:color="auto" w:val="clear"/>
-            <w:tcMar>
-              <w:top w:type="dxa" w:w="60"/>
-              <w:left w:type="dxa" w:w="90"/>
-              <w:bottom w:type="dxa" w:w="60"/>
-              <w:right w:type="dxa" w:w="90"/>
-            </w:tcMar>
-          </w:tcPr>
-          <w:p>
-            <w:pPr>
-              <w:spacing w:after="40"/>
-            </w:pPr>
-            <w:r>
-              <w:rPr>
-                <w:rFonts w:ascii="Arial" w:cs="Arial" w:eastAsia="Arial" w:hAnsi="Arial"/>
+            <w:shd w:fill="1B3A6B" w:color="auto" w:val="clear"/>
+            <w:tcMar>
+              <w:top w:type="dxa" w:w="60"/>
+              <w:left w:type="dxa" w:w="90"/>
+              <w:bottom w:type="dxa" w:w="60"/>
+              <w:right w:type="dxa" w:w="90"/>
+            </w:tcMar>
+          </w:tcPr>
+          <w:p>
+            <w:pPr>
+              <w:spacing w:after="40"/>
+            </w:pPr>
+            <w:r>
+              <w:rPr>
+                <w:rFonts w:ascii="Inter" w:cs="Inter" w:eastAsia="Inter" w:hAnsi="Inter"/>
                 <w:b/>
                 <w:bCs/>
                 <w:color w:val="FFFFFF"/>
@@ -637,21 +689,21 @@
         <w:tc>
           <w:tcPr>
             <w:tcW w:type="dxa" w:w="2238"/>
-            <w:shd w:fill="1F3A5F" w:color="auto" w:val="clear"/>
-            <w:tcMar>
-              <w:top w:type="dxa" w:w="60"/>
-              <w:left w:type="dxa" w:w="90"/>
-              <w:bottom w:type="dxa" w:w="60"/>
-              <w:right w:type="dxa" w:w="90"/>
-            </w:tcMar>
-          </w:tcPr>
-          <w:p>
-            <w:pPr>
-              <w:spacing w:after="40"/>
-            </w:pPr>
-            <w:r>
-              <w:rPr>
-                <w:rFonts w:ascii="Arial" w:cs="Arial" w:eastAsia="Arial" w:hAnsi="Arial"/>
+            <w:shd w:fill="1B3A6B" w:color="auto" w:val="clear"/>
+            <w:tcMar>
+              <w:top w:type="dxa" w:w="60"/>
+              <w:left w:type="dxa" w:w="90"/>
+              <w:bottom w:type="dxa" w:w="60"/>
+              <w:right w:type="dxa" w:w="90"/>
+            </w:tcMar>
+          </w:tcPr>
+          <w:p>
+            <w:pPr>
+              <w:spacing w:after="40"/>
+            </w:pPr>
+            <w:r>
+              <w:rPr>
+                <w:rFonts w:ascii="Inter" w:cs="Inter" w:eastAsia="Inter" w:hAnsi="Inter"/>
                 <w:b/>
                 <w:bCs/>
                 <w:color w:val="FFFFFF"/>
@@ -681,7 +733,7 @@
             </w:pPr>
             <w:r>
               <w:rPr>
-                <w:rFonts w:ascii="Arial" w:cs="Arial" w:eastAsia="Arial" w:hAnsi="Arial"/>
+                <w:rFonts w:ascii="Inter" w:cs="Inter" w:eastAsia="Inter" w:hAnsi="Inter"/>
               </w:rPr>
               <w:t xml:space="preserve">Module « Esprit d’entreprendre »</w:t>
             </w:r>
@@ -703,7 +755,7 @@
             </w:pPr>
             <w:r>
               <w:rPr>
-                <w:rFonts w:ascii="Arial" w:cs="Arial" w:eastAsia="Arial" w:hAnsi="Arial"/>
+                <w:rFonts w:ascii="Inter" w:cs="Inter" w:eastAsia="Inter" w:hAnsi="Inter"/>
               </w:rPr>
               <w:t xml:space="preserve">Du projet à l’entreprise : idée, client, offre, prix, statut juridique, premières démarches ; intégré au cursus</w:t>
             </w:r>
@@ -725,7 +777,7 @@
             </w:pPr>
             <w:r>
               <w:rPr>
-                <w:rFonts w:ascii="Arial" w:cs="Arial" w:eastAsia="Arial" w:hAnsi="Arial"/>
+                <w:rFonts w:ascii="Inter" w:cs="Inter" w:eastAsia="Inter" w:hAnsi="Inter"/>
               </w:rPr>
               <w:t xml:space="preserve">7 heures, deuxième moitié de la formation</w:t>
             </w:r>
@@ -739,21 +791,21 @@
         <w:tc>
           <w:tcPr>
             <w:tcW w:type="dxa" w:w="2600"/>
-            <w:shd w:fill="EAF0F6" w:color="auto" w:val="clear"/>
-            <w:tcMar>
-              <w:top w:type="dxa" w:w="60"/>
-              <w:left w:type="dxa" w:w="90"/>
-              <w:bottom w:type="dxa" w:w="60"/>
-              <w:right w:type="dxa" w:w="90"/>
-            </w:tcMar>
-          </w:tcPr>
-          <w:p>
-            <w:pPr>
-              <w:spacing w:after="40"/>
-            </w:pPr>
-            <w:r>
-              <w:rPr>
-                <w:rFonts w:ascii="Arial" w:cs="Arial" w:eastAsia="Arial" w:hAnsi="Arial"/>
+            <w:shd w:fill="EEF1F6" w:color="auto" w:val="clear"/>
+            <w:tcMar>
+              <w:top w:type="dxa" w:w="60"/>
+              <w:left w:type="dxa" w:w="90"/>
+              <w:bottom w:type="dxa" w:w="60"/>
+              <w:right w:type="dxa" w:w="90"/>
+            </w:tcMar>
+          </w:tcPr>
+          <w:p>
+            <w:pPr>
+              <w:spacing w:after="40"/>
+            </w:pPr>
+            <w:r>
+              <w:rPr>
+                <w:rFonts w:ascii="Inter" w:cs="Inter" w:eastAsia="Inter" w:hAnsi="Inter"/>
               </w:rPr>
               <w:t xml:space="preserve">Défi « Mon projet en 48 heures »</w:t>
             </w:r>
@@ -762,21 +814,21 @@
         <w:tc>
           <w:tcPr>
             <w:tcW w:type="dxa" w:w="4800"/>
-            <w:shd w:fill="EAF0F6" w:color="auto" w:val="clear"/>
-            <w:tcMar>
-              <w:top w:type="dxa" w:w="60"/>
-              <w:left w:type="dxa" w:w="90"/>
-              <w:bottom w:type="dxa" w:w="60"/>
-              <w:right w:type="dxa" w:w="90"/>
-            </w:tcMar>
-          </w:tcPr>
-          <w:p>
-            <w:pPr>
-              <w:spacing w:after="40"/>
-            </w:pPr>
-            <w:r>
-              <w:rPr>
-                <w:rFonts w:ascii="Arial" w:cs="Arial" w:eastAsia="Arial" w:hAnsi="Arial"/>
+            <w:shd w:fill="EEF1F6" w:color="auto" w:val="clear"/>
+            <w:tcMar>
+              <w:top w:type="dxa" w:w="60"/>
+              <w:left w:type="dxa" w:w="90"/>
+              <w:bottom w:type="dxa" w:w="60"/>
+              <w:right w:type="dxa" w:w="90"/>
+            </w:tcMar>
+          </w:tcPr>
+          <w:p>
+            <w:pPr>
+              <w:spacing w:after="40"/>
+            </w:pPr>
+            <w:r>
+              <w:rPr>
+                <w:rFonts w:ascii="Inter" w:cs="Inter" w:eastAsia="Inter" w:hAnsi="Inter"/>
               </w:rPr>
               <w:t xml:space="preserve">Par équipes, construction d’un mini-projet (offre, cible, pitch) présenté devant un jury de chefs d’entreprise</w:t>
             </w:r>
@@ -785,21 +837,21 @@
         <w:tc>
           <w:tcPr>
             <w:tcW w:type="dxa" w:w="2238"/>
-            <w:shd w:fill="EAF0F6" w:color="auto" w:val="clear"/>
-            <w:tcMar>
-              <w:top w:type="dxa" w:w="60"/>
-              <w:left w:type="dxa" w:w="90"/>
-              <w:bottom w:type="dxa" w:w="60"/>
-              <w:right w:type="dxa" w:w="90"/>
-            </w:tcMar>
-          </w:tcPr>
-          <w:p>
-            <w:pPr>
-              <w:spacing w:after="40"/>
-            </w:pPr>
-            <w:r>
-              <w:rPr>
-                <w:rFonts w:ascii="Arial" w:cs="Arial" w:eastAsia="Arial" w:hAnsi="Arial"/>
+            <w:shd w:fill="EEF1F6" w:color="auto" w:val="clear"/>
+            <w:tcMar>
+              <w:top w:type="dxa" w:w="60"/>
+              <w:left w:type="dxa" w:w="90"/>
+              <w:bottom w:type="dxa" w:w="60"/>
+              <w:right w:type="dxa" w:w="90"/>
+            </w:tcMar>
+          </w:tcPr>
+          <w:p>
+            <w:pPr>
+              <w:spacing w:after="40"/>
+            </w:pPr>
+            <w:r>
+              <w:rPr>
+                <w:rFonts w:ascii="Inter" w:cs="Inter" w:eastAsia="Inter" w:hAnsi="Inter"/>
               </w:rPr>
               <w:t xml:space="preserve">2 jours, une fois par an</w:t>
             </w:r>
@@ -826,7 +878,7 @@
             </w:pPr>
             <w:r>
               <w:rPr>
-                <w:rFonts w:ascii="Arial" w:cs="Arial" w:eastAsia="Arial" w:hAnsi="Arial"/>
+                <w:rFonts w:ascii="Inter" w:cs="Inter" w:eastAsia="Inter" w:hAnsi="Inter"/>
               </w:rPr>
               <w:t xml:space="preserve">Témoignages</w:t>
             </w:r>
@@ -848,7 +900,7 @@
             </w:pPr>
             <w:r>
               <w:rPr>
-                <w:rFonts w:ascii="Arial" w:cs="Arial" w:eastAsia="Arial" w:hAnsi="Arial"/>
+                <w:rFonts w:ascii="Inter" w:cs="Inter" w:eastAsia="Inter" w:hAnsi="Inter"/>
               </w:rPr>
               <w:t xml:space="preserve">Créateurs et repreneurs réunionnais, dont d’anciens apprentis à terme</w:t>
             </w:r>
@@ -870,7 +922,7 @@
             </w:pPr>
             <w:r>
               <w:rPr>
-                <w:rFonts w:ascii="Arial" w:cs="Arial" w:eastAsia="Arial" w:hAnsi="Arial"/>
+                <w:rFonts w:ascii="Inter" w:cs="Inter" w:eastAsia="Inter" w:hAnsi="Inter"/>
               </w:rPr>
               <w:t xml:space="preserve">1 à 2 rencontres par an</w:t>
             </w:r>
@@ -884,21 +936,21 @@
         <w:tc>
           <w:tcPr>
             <w:tcW w:type="dxa" w:w="2600"/>
-            <w:shd w:fill="EAF0F6" w:color="auto" w:val="clear"/>
-            <w:tcMar>
-              <w:top w:type="dxa" w:w="60"/>
-              <w:left w:type="dxa" w:w="90"/>
-              <w:bottom w:type="dxa" w:w="60"/>
-              <w:right w:type="dxa" w:w="90"/>
-            </w:tcMar>
-          </w:tcPr>
-          <w:p>
-            <w:pPr>
-              <w:spacing w:after="40"/>
-            </w:pPr>
-            <w:r>
-              <w:rPr>
-                <w:rFonts w:ascii="Arial" w:cs="Arial" w:eastAsia="Arial" w:hAnsi="Arial"/>
+            <w:shd w:fill="EEF1F6" w:color="auto" w:val="clear"/>
+            <w:tcMar>
+              <w:top w:type="dxa" w:w="60"/>
+              <w:left w:type="dxa" w:w="90"/>
+              <w:bottom w:type="dxa" w:w="60"/>
+              <w:right w:type="dxa" w:w="90"/>
+            </w:tcMar>
+          </w:tcPr>
+          <w:p>
+            <w:pPr>
+              <w:spacing w:after="40"/>
+            </w:pPr>
+            <w:r>
+              <w:rPr>
+                <w:rFonts w:ascii="Inter" w:cs="Inter" w:eastAsia="Inter" w:hAnsi="Inter"/>
               </w:rPr>
               <w:t xml:space="preserve">Orientation individuelle</w:t>
             </w:r>
@@ -907,21 +959,21 @@
         <w:tc>
           <w:tcPr>
             <w:tcW w:type="dxa" w:w="4800"/>
-            <w:shd w:fill="EAF0F6" w:color="auto" w:val="clear"/>
-            <w:tcMar>
-              <w:top w:type="dxa" w:w="60"/>
-              <w:left w:type="dxa" w:w="90"/>
-              <w:bottom w:type="dxa" w:w="60"/>
-              <w:right w:type="dxa" w:w="90"/>
-            </w:tcMar>
-          </w:tcPr>
-          <w:p>
-            <w:pPr>
-              <w:spacing w:after="40"/>
-            </w:pPr>
-            <w:r>
-              <w:rPr>
-                <w:rFonts w:ascii="Arial" w:cs="Arial" w:eastAsia="Arial" w:hAnsi="Arial"/>
+            <w:shd w:fill="EEF1F6" w:color="auto" w:val="clear"/>
+            <w:tcMar>
+              <w:top w:type="dxa" w:w="60"/>
+              <w:left w:type="dxa" w:w="90"/>
+              <w:bottom w:type="dxa" w:w="60"/>
+              <w:right w:type="dxa" w:w="90"/>
+            </w:tcMar>
+          </w:tcPr>
+          <w:p>
+            <w:pPr>
+              <w:spacing w:after="40"/>
+            </w:pPr>
+            <w:r>
+              <w:rPr>
+                <w:rFonts w:ascii="Inter" w:cs="Inter" w:eastAsia="Inter" w:hAnsi="Inter"/>
               </w:rPr>
               <w:t xml:space="preserve">Mise en relation avec les réseaux d’accompagnement à la création et à la reprise</w:t>
             </w:r>
@@ -930,21 +982,21 @@
         <w:tc>
           <w:tcPr>
             <w:tcW w:type="dxa" w:w="2238"/>
-            <w:shd w:fill="EAF0F6" w:color="auto" w:val="clear"/>
-            <w:tcMar>
-              <w:top w:type="dxa" w:w="60"/>
-              <w:left w:type="dxa" w:w="90"/>
-              <w:bottom w:type="dxa" w:w="60"/>
-              <w:right w:type="dxa" w:w="90"/>
-            </w:tcMar>
-          </w:tcPr>
-          <w:p>
-            <w:pPr>
-              <w:spacing w:after="40"/>
-            </w:pPr>
-            <w:r>
-              <w:rPr>
-                <w:rFonts w:ascii="Arial" w:cs="Arial" w:eastAsia="Arial" w:hAnsi="Arial"/>
+            <w:shd w:fill="EEF1F6" w:color="auto" w:val="clear"/>
+            <w:tcMar>
+              <w:top w:type="dxa" w:w="60"/>
+              <w:left w:type="dxa" w:w="90"/>
+              <w:bottom w:type="dxa" w:w="60"/>
+              <w:right w:type="dxa" w:w="90"/>
+            </w:tcMar>
+          </w:tcPr>
+          <w:p>
+            <w:pPr>
+              <w:spacing w:after="40"/>
+            </w:pPr>
+            <w:r>
+              <w:rPr>
+                <w:rFonts w:ascii="Inter" w:cs="Inter" w:eastAsia="Inter" w:hAnsi="Inter"/>
               </w:rPr>
               <w:t xml:space="preserve">Sur demande</w:t>
             </w:r>
@@ -965,7 +1017,7 @@
       </w:pPr>
       <w:r>
         <w:rPr>
-          <w:rFonts w:ascii="Arial" w:cs="Arial" w:eastAsia="Arial" w:hAnsi="Arial"/>
+          <w:rFonts w:ascii="Montserrat" w:cs="Montserrat" w:eastAsia="Montserrat" w:hAnsi="Montserrat"/>
         </w:rPr>
         <w:t xml:space="preserve">3. Réseaux d’accompagnement sollicités</w:t>
       </w:r>
@@ -977,25 +1029,9 @@
       </w:pPr>
       <w:r>
         <w:rPr>
-          <w:rFonts w:ascii="Arial" w:cs="Arial" w:eastAsia="Arial" w:hAnsi="Arial"/>
-        </w:rPr>
-        <w:t xml:space="preserve">CCI Réunion et Chambre de métiers et de l’artisanat (parcours création et reprise), réseaux de prêt d’honneur et de financement de la création (Initiative France, Réseau Entreprendre, Adie, BPI), France Travail pour les demandeurs d’emploi créateurs. </w:t>
-      </w:r>
-      <w:r>
-        <w:rPr>
-          <w:rFonts w:ascii="Arial" w:cs="Arial" w:eastAsia="Arial" w:hAnsi="Arial"/>
-          <w:b/>
-          <w:bCs/>
-          <w:highlight w:val="yellow"/>
-          <w:highlightCs w:val="yellow"/>
-        </w:rPr>
-        <w:t xml:space="preserve">[État des contacts : à préciser — aucun partenariat ne doit être présenté comme signé s’il ne l’est pas]</w:t>
-      </w:r>
-      <w:r>
-        <w:rPr>
-          <w:rFonts w:ascii="Arial" w:cs="Arial" w:eastAsia="Arial" w:hAnsi="Arial"/>
-        </w:rPr>
-        <w:t xml:space="preserve">.</w:t>
+          <w:rFonts w:ascii="Inter" w:cs="Inter" w:eastAsia="Inter" w:hAnsi="Inter"/>
+        </w:rPr>
+        <w:t xml:space="preserve">CCI Réunion et Chambre de métiers et de l’artisanat (parcours création et reprise), réseaux de prêt d’honneur et de financement de la création (Initiative France, Réseau Entreprendre, Adie, BPI), France Travail pour les demandeurs d’emploi créateurs. Aucun partenariat n’est formalisé à ce jour ; les prises de contact sont prévues au premier semestre 2027, avant le module « Esprit d’entreprendre ».</w:t>
       </w:r>
     </w:p>
     <w:tbl>
@@ -1003,7 +1039,7 @@
         <w:tblW w:type="dxa" w:w="9638"/>
         <w:tblBorders>
           <w:top w:val="none" w:color="FFFFFF" w:sz="0"/>
-          <w:left w:val="single" w:color="1F3A5F" w:sz="12"/>
+          <w:left w:val="single" w:color="1B3A6B" w:sz="12"/>
           <w:bottom w:val="none" w:color="FFFFFF" w:sz="0"/>
           <w:right w:val="none" w:color="FFFFFF" w:sz="0"/>
           <w:insideH w:val="none" w:color="FFFFFF" w:sz="0"/>
@@ -1017,7 +1053,7 @@
         <w:tc>
           <w:tcPr>
             <w:tcW w:type="dxa" w:w="9638"/>
-            <w:shd w:fill="EAF0F6" w:color="auto" w:val="clear"/>
+            <w:shd w:fill="EEF1F6" w:color="auto" w:val="clear"/>
             <w:tcMar>
               <w:top w:type="dxa" w:w="100"/>
               <w:left w:type="dxa" w:w="160"/>
@@ -1031,10 +1067,10 @@
             </w:pPr>
             <w:r>
               <w:rPr>
-                <w:rFonts w:ascii="Arial" w:cs="Arial" w:eastAsia="Arial" w:hAnsi="Arial"/>
+                <w:rFonts w:ascii="Montserrat" w:cs="Montserrat" w:eastAsia="Montserrat" w:hAnsi="Montserrat"/>
                 <w:b/>
                 <w:bCs/>
-                <w:color w:val="1F3A5F"/>
+                <w:color w:val="1B3A6B"/>
               </w:rPr>
               <w:t xml:space="preserve">Conformité RGPD / IA Act</w:t>
             </w:r>
@@ -1045,7 +1081,7 @@
             </w:pPr>
             <w:r>
               <w:rPr>
-                <w:rFonts w:ascii="Arial" w:cs="Arial" w:eastAsia="Arial" w:hAnsi="Arial"/>
+                <w:rFonts w:ascii="Inter" w:cs="Inter" w:eastAsia="Inter" w:hAnsi="Inter"/>
                 <w:b/>
                 <w:bCs/>
               </w:rPr>
@@ -1053,7 +1089,7 @@
             </w:r>
             <w:r>
               <w:rPr>
-                <w:rFonts w:ascii="Arial" w:cs="Arial" w:eastAsia="Arial" w:hAnsi="Arial"/>
+                <w:rFonts w:ascii="Inter" w:cs="Inter" w:eastAsia="Inter" w:hAnsi="Inter"/>
               </w:rPr>
               <w:t xml:space="preserve"> — La mise en relation avec un réseau d’accompagnement se fait à l’initiative de l’apprenti ou avec son accord explicite.</w:t>
             </w:r>
@@ -1078,41 +1114,39 @@
       </w:pPr>
       <w:r>
         <w:rPr>
-          <w:rFonts w:ascii="Arial" w:cs="Arial" w:eastAsia="Arial" w:hAnsi="Arial"/>
-        </w:rPr>
-        <w:t xml:space="preserve">Fait à </w:t>
-      </w:r>
-      <w:r>
-        <w:rPr>
-          <w:rFonts w:ascii="Arial" w:cs="Arial" w:eastAsia="Arial" w:hAnsi="Arial"/>
+          <w:rFonts w:ascii="Inter" w:cs="Inter" w:eastAsia="Inter" w:hAnsi="Inter"/>
+        </w:rPr>
+        <w:t xml:space="preserve">Fait à Saint-Denis, le </w:t>
+      </w:r>
+      <w:r>
+        <w:rPr>
+          <w:rFonts w:ascii="Inter" w:cs="Inter" w:eastAsia="Inter" w:hAnsi="Inter"/>
           <w:b/>
           <w:bCs/>
           <w:highlight w:val="yellow"/>
           <w:highlightCs w:val="yellow"/>
         </w:rPr>
-        <w:t xml:space="preserve">[commune]</w:t>
-      </w:r>
-      <w:r>
-        <w:rPr>
-          <w:rFonts w:ascii="Arial" w:cs="Arial" w:eastAsia="Arial" w:hAnsi="Arial"/>
-        </w:rPr>
-        <w:t xml:space="preserve">, le </w:t>
-      </w:r>
-      <w:r>
-        <w:rPr>
-          <w:rFonts w:ascii="Arial" w:cs="Arial" w:eastAsia="Arial" w:hAnsi="Arial"/>
+        <w:t xml:space="preserve">[date d’envoi]</w:t>
+      </w:r>
+      <w:r>
+        <w:rPr>
+          <w:rFonts w:ascii="Inter" w:cs="Inter" w:eastAsia="Inter" w:hAnsi="Inter"/>
+        </w:rPr>
+        <w:t xml:space="preserve">.</w:t>
+      </w:r>
+    </w:p>
+    <w:p>
+      <w:pPr>
+        <w:spacing w:after="120" w:line="288"/>
+        <w:jc w:val="left"/>
+      </w:pPr>
+      <w:r>
+        <w:rPr>
+          <w:rFonts w:ascii="Inter" w:cs="Inter" w:eastAsia="Inter" w:hAnsi="Inter"/>
           <w:b/>
           <w:bCs/>
-          <w:highlight w:val="yellow"/>
-          <w:highlightCs w:val="yellow"/>
-        </w:rPr>
-        <w:t xml:space="preserve">[date d’envoi]</w:t>
-      </w:r>
-      <w:r>
-        <w:rPr>
-          <w:rFonts w:ascii="Arial" w:cs="Arial" w:eastAsia="Arial" w:hAnsi="Arial"/>
-        </w:rPr>
-        <w:t xml:space="preserve">.</w:t>
+        </w:rPr>
+        <w:t xml:space="preserve">Aurélien LUMEKA, Directeur de YEBA FORMATIONS</w:t>
       </w:r>
     </w:p>
     <w:p>
@@ -1122,21 +1156,7 @@
       </w:pPr>
       <w:r>
         <w:rPr>
-          <w:rFonts w:ascii="Arial" w:cs="Arial" w:eastAsia="Arial" w:hAnsi="Arial"/>
-          <w:b/>
-          <w:bCs/>
-        </w:rPr>
-        <w:t xml:space="preserve">Aurélien LUMEKA, Directeur de YEBA FORMATIONS</w:t>
-      </w:r>
-    </w:p>
-    <w:p>
-      <w:pPr>
-        <w:spacing w:after="120" w:line="288"/>
-        <w:jc w:val="left"/>
-      </w:pPr>
-      <w:r>
-        <w:rPr>
-          <w:rFonts w:ascii="Arial" w:cs="Arial" w:eastAsia="Arial" w:hAnsi="Arial"/>
+          <w:rFonts w:ascii="Inter" w:cs="Inter" w:eastAsia="Inter" w:hAnsi="Inter"/>
         </w:rPr>
         <w:t xml:space="preserve">Signature et cachet :</w:t>
       </w:r>
@@ -1202,8 +1222,8 @@
     </w:pPr>
     <w:r>
       <w:rPr>
-        <w:rFonts w:ascii="Arial" w:cs="Arial" w:eastAsia="Arial" w:hAnsi="Arial"/>
-        <w:color w:val="595959"/>
+        <w:rFonts w:ascii="Inter" w:cs="Inter" w:eastAsia="Inter" w:hAnsi="Inter"/>
+        <w:color w:val="4D4D4D"/>
         <w:sz w:val="16"/>
         <w:szCs w:val="16"/>
       </w:rPr>
@@ -1211,8 +1231,8 @@
     </w:r>
     <w:r>
       <w:rPr>
-        <w:rFonts w:ascii="Arial" w:cs="Arial" w:eastAsia="Arial" w:hAnsi="Arial"/>
-        <w:color w:val="595959"/>
+        <w:rFonts w:ascii="Inter" w:cs="Inter" w:eastAsia="Inter" w:hAnsi="Inter"/>
+        <w:color w:val="4D4D4D"/>
         <w:sz w:val="16"/>
         <w:szCs w:val="16"/>
       </w:rPr>
@@ -1223,8 +1243,8 @@
     </w:r>
     <w:r>
       <w:rPr>
-        <w:rFonts w:ascii="Arial" w:cs="Arial" w:eastAsia="Arial" w:hAnsi="Arial"/>
-        <w:color w:val="595959"/>
+        <w:rFonts w:ascii="Inter" w:cs="Inter" w:eastAsia="Inter" w:hAnsi="Inter"/>
+        <w:color w:val="4D4D4D"/>
         <w:sz w:val="16"/>
         <w:szCs w:val="16"/>
       </w:rPr>
@@ -1232,8 +1252,8 @@
     </w:r>
     <w:r>
       <w:rPr>
-        <w:rFonts w:ascii="Arial" w:cs="Arial" w:eastAsia="Arial" w:hAnsi="Arial"/>
-        <w:color w:val="595959"/>
+        <w:rFonts w:ascii="Inter" w:cs="Inter" w:eastAsia="Inter" w:hAnsi="Inter"/>
+        <w:color w:val="4D4D4D"/>
         <w:sz w:val="16"/>
         <w:szCs w:val="16"/>
       </w:rPr>
@@ -1291,8 +1311,8 @@
     </w:pPr>
     <w:r>
       <w:rPr>
-        <w:rFonts w:ascii="Arial" w:cs="Arial" w:eastAsia="Arial" w:hAnsi="Arial"/>
-        <w:color w:val="595959"/>
+        <w:rFonts w:ascii="Inter" w:cs="Inter" w:eastAsia="Inter" w:hAnsi="Inter"/>
+        <w:color w:val="4D4D4D"/>
         <w:sz w:val="16"/>
         <w:szCs w:val="16"/>
       </w:rPr>
@@ -1423,7 +1443,8 @@
   <w:docDefaults>
     <w:rPrDefault>
       <w:rPr>
-        <w:rFonts w:ascii="Arial" w:cs="Arial" w:eastAsia="Arial" w:hAnsi="Arial"/>
+        <w:rFonts w:ascii="Inter" w:cs="Inter" w:eastAsia="Inter" w:hAnsi="Inter"/>
+        <w:color w:val="121212"/>
         <w:sz w:val="22"/>
         <w:szCs w:val="22"/>
       </w:rPr>
@@ -1607,13 +1628,16 @@
     <w:next w:val="Normal"/>
     <w:qFormat/>
     <w:pPr>
+      <w:pBdr>
+        <w:bottom w:val="single" w:color="C9AB4C" w:sz="8" w:space="4"/>
+      </w:pBdr>
       <w:outlineLvl w:val="0"/>
     </w:pPr>
     <w:rPr>
-      <w:rFonts w:ascii="Arial" w:cs="Arial" w:eastAsia="Arial" w:hAnsi="Arial"/>
+      <w:rFonts w:ascii="Montserrat" w:cs="Montserrat" w:eastAsia="Montserrat" w:hAnsi="Montserrat"/>
       <w:b/>
       <w:bCs/>
-      <w:color w:val="1F3A5F"/>
+      <w:color w:val="1B3A6B"/>
       <w:sz w:val="28"/>
       <w:szCs w:val="28"/>
     </w:rPr>
@@ -1627,10 +1651,10 @@
       <w:outlineLvl w:val="1"/>
     </w:pPr>
     <w:rPr>
-      <w:rFonts w:ascii="Arial" w:cs="Arial" w:eastAsia="Arial" w:hAnsi="Arial"/>
+      <w:rFonts w:ascii="Montserrat" w:cs="Montserrat" w:eastAsia="Montserrat" w:hAnsi="Montserrat"/>
       <w:b/>
       <w:bCs/>
-      <w:color w:val="C8691C"/>
+      <w:color w:val="1B3A6B"/>
       <w:sz w:val="24"/>
       <w:szCs w:val="24"/>
     </w:rPr>

--- a/dossier-deets-apprentissage/word/15_Etat_descriptif_sensibilisation_creation_reprise_entreprise.docx
+++ b/dossier-deets-apprentissage/word/15_Etat_descriptif_sensibilisation_creation_reprise_entreprise.docx
@@ -113,6 +113,7 @@
           <w:p>
             <w:pPr>
               <w:spacing w:after="40"/>
+              <w:jc w:val="left"/>
             </w:pPr>
             <w:r>
               <w:rPr>
@@ -139,6 +140,7 @@
           <w:p>
             <w:pPr>
               <w:spacing w:after="40"/>
+              <w:jc w:val="left"/>
             </w:pPr>
             <w:r>
               <w:rPr>
@@ -169,6 +171,7 @@
           <w:p>
             <w:pPr>
               <w:spacing w:after="40"/>
+              <w:jc w:val="left"/>
             </w:pPr>
             <w:r>
               <w:rPr>
@@ -191,6 +194,7 @@
           <w:p>
             <w:pPr>
               <w:spacing w:after="40"/>
+              <w:jc w:val="left"/>
             </w:pPr>
             <w:r>
               <w:rPr>
@@ -219,6 +223,7 @@
           <w:p>
             <w:pPr>
               <w:spacing w:after="40"/>
+              <w:jc w:val="left"/>
             </w:pPr>
             <w:r>
               <w:rPr>
@@ -242,6 +247,7 @@
           <w:p>
             <w:pPr>
               <w:spacing w:after="40"/>
+              <w:jc w:val="left"/>
             </w:pPr>
             <w:r>
               <w:rPr>
@@ -269,6 +275,7 @@
           <w:p>
             <w:pPr>
               <w:spacing w:after="40"/>
+              <w:jc w:val="left"/>
             </w:pPr>
             <w:r>
               <w:rPr>
@@ -291,6 +298,7 @@
           <w:p>
             <w:pPr>
               <w:spacing w:after="40"/>
+              <w:jc w:val="left"/>
             </w:pPr>
             <w:r>
               <w:rPr>
@@ -319,6 +327,7 @@
           <w:p>
             <w:pPr>
               <w:spacing w:after="40"/>
+              <w:jc w:val="left"/>
             </w:pPr>
             <w:r>
               <w:rPr>
@@ -342,6 +351,7 @@
           <w:p>
             <w:pPr>
               <w:spacing w:after="40"/>
+              <w:jc w:val="left"/>
             </w:pPr>
             <w:r>
               <w:rPr>
@@ -369,6 +379,7 @@
           <w:p>
             <w:pPr>
               <w:spacing w:after="40"/>
+              <w:jc w:val="left"/>
             </w:pPr>
             <w:r>
               <w:rPr>
@@ -391,6 +402,7 @@
           <w:p>
             <w:pPr>
               <w:spacing w:after="40"/>
+              <w:jc w:val="left"/>
             </w:pPr>
             <w:r>
               <w:rPr>
@@ -419,6 +431,7 @@
           <w:p>
             <w:pPr>
               <w:spacing w:after="40"/>
+              <w:jc w:val="left"/>
             </w:pPr>
             <w:r>
               <w:rPr>
@@ -442,6 +455,7 @@
           <w:p>
             <w:pPr>
               <w:spacing w:after="40"/>
+              <w:jc w:val="both"/>
             </w:pPr>
             <w:r>
               <w:rPr>
@@ -469,6 +483,7 @@
           <w:p>
             <w:pPr>
               <w:spacing w:after="40"/>
+              <w:jc w:val="left"/>
             </w:pPr>
             <w:r>
               <w:rPr>
@@ -491,6 +506,7 @@
           <w:p>
             <w:pPr>
               <w:spacing w:after="40"/>
+              <w:jc w:val="left"/>
             </w:pPr>
             <w:r>
               <w:rPr>
@@ -519,6 +535,7 @@
           <w:p>
             <w:pPr>
               <w:spacing w:after="40"/>
+              <w:jc w:val="left"/>
             </w:pPr>
             <w:r>
               <w:rPr>
@@ -542,6 +559,7 @@
           <w:p>
             <w:pPr>
               <w:spacing w:after="40"/>
+              <w:jc w:val="left"/>
             </w:pPr>
             <w:r>
               <w:rPr>
@@ -580,7 +598,7 @@
         <w:rPr>
           <w:rFonts w:ascii="Inter" w:cs="Inter" w:eastAsia="Inter" w:hAnsi="Inter"/>
         </w:rPr>
-        <w:t xml:space="preserve">Les métiers préparés — management d’un point de vente, ressources humaines, conception d’applications sans code — sont des tremplins naturels vers l’entrepreneuriat. À La Réunion, de nombreuses TPE devront par ailleurs trouver un repreneur dans les années à venir (</w:t>
+        <w:t xml:space="preserve">Le métier de manager d’établissement marchand est un tremplin naturel vers l’entrepreneuriat : piloter un point de vente, c’est déjà gérer une équipe, un chiffre d’affaires, des stocks et une marge. À La Réunion, de nombreuses TPE devront par ailleurs trouver un repreneur dans les années à venir (</w:t>
       </w:r>
       <w:r>
         <w:rPr>
@@ -596,7 +614,7 @@
         <w:rPr>
           <w:rFonts w:ascii="Inter" w:cs="Inter" w:eastAsia="Inter" w:hAnsi="Inter"/>
         </w:rPr>
-        <w:t xml:space="preserve">). Le dirigeant de YEBA FORMATIONS, à la tête de l’entreprise depuis 2021, témoigne de ce parcours. Le Product Builder No-Code se prête particulièrement à la création d’activité (prestation indépendante auprès des TPE-PME).</w:t>
+        <w:t xml:space="preserve">). Le dirigeant de YEBA FORMATIONS, à la tête de l’entreprise depuis 2021, témoigne de ce parcours. Ouvrir son propre commerce, reprendre une boutique ou devenir franchisé sont des projets fréquents chez les managers de magasin expérimentés.</w:t>
       </w:r>
     </w:p>
     <w:p>
@@ -610,6 +628,18 @@
           <w:rFonts w:ascii="Montserrat" w:cs="Montserrat" w:eastAsia="Montserrat" w:hAnsi="Montserrat"/>
         </w:rPr>
         <w:t xml:space="preserve">2. Programme de sensibilisation</w:t>
+      </w:r>
+    </w:p>
+    <w:p>
+      <w:pPr>
+        <w:spacing w:after="120" w:line="288"/>
+        <w:jc w:val="both"/>
+      </w:pPr>
+      <w:r>
+        <w:rPr>
+          <w:rFonts w:ascii="Inter" w:cs="Inter" w:eastAsia="Inter" w:hAnsi="Inter"/>
+        </w:rPr>
+        <w:t xml:space="preserve">La sensibilisation combine un module de formation et trois Rendez-vous du mois consacrés à l’entrepreneuriat (pièce n° 19). Elle forme un parcours progressif : comprendre l’écosystème, savoir financer un projet, puis poser des fondations solides.</w:t>
       </w:r>
     </w:p>
     <w:tbl>
@@ -626,9 +656,9 @@
         <w:tblLayout w:type="fixed"/>
       </w:tblPr>
       <w:tblGrid>
-        <w:gridCol w:w="2600"/>
-        <w:gridCol w:w="4800"/>
-        <w:gridCol w:w="2238"/>
+        <w:gridCol w:w="2300"/>
+        <w:gridCol w:w="2700"/>
+        <w:gridCol w:w="4638"/>
       </w:tblGrid>
       <w:tr>
         <w:trPr>
@@ -636,7 +666,7 @@
         </w:trPr>
         <w:tc>
           <w:tcPr>
-            <w:tcW w:type="dxa" w:w="2600"/>
+            <w:tcW w:type="dxa" w:w="2300"/>
             <w:shd w:fill="1B3A6B" w:color="auto" w:val="clear"/>
             <w:tcMar>
               <w:top w:type="dxa" w:w="60"/>
@@ -648,6 +678,7 @@
           <w:p>
             <w:pPr>
               <w:spacing w:after="40"/>
+              <w:jc w:val="left"/>
             </w:pPr>
             <w:r>
               <w:rPr>
@@ -656,13 +687,13 @@
                 <w:bCs/>
                 <w:color w:val="FFFFFF"/>
               </w:rPr>
-              <w:t xml:space="preserve">Action</w:t>
-            </w:r>
-          </w:p>
-        </w:tc>
-        <w:tc>
-          <w:tcPr>
-            <w:tcW w:type="dxa" w:w="4800"/>
+              <w:t xml:space="preserve">Date</w:t>
+            </w:r>
+          </w:p>
+        </w:tc>
+        <w:tc>
+          <w:tcPr>
+            <w:tcW w:type="dxa" w:w="2700"/>
             <w:shd w:fill="1B3A6B" w:color="auto" w:val="clear"/>
             <w:tcMar>
               <w:top w:type="dxa" w:w="60"/>
@@ -674,6 +705,7 @@
           <w:p>
             <w:pPr>
               <w:spacing w:after="40"/>
+              <w:jc w:val="left"/>
             </w:pPr>
             <w:r>
               <w:rPr>
@@ -682,13 +714,13 @@
                 <w:bCs/>
                 <w:color w:val="FFFFFF"/>
               </w:rPr>
-              <w:t xml:space="preserve">Contenu</w:t>
-            </w:r>
-          </w:p>
-        </w:tc>
-        <w:tc>
-          <w:tcPr>
-            <w:tcW w:type="dxa" w:w="2238"/>
+              <w:t xml:space="preserve">Action</w:t>
+            </w:r>
+          </w:p>
+        </w:tc>
+        <w:tc>
+          <w:tcPr>
+            <w:tcW w:type="dxa" w:w="4638"/>
             <w:shd w:fill="1B3A6B" w:color="auto" w:val="clear"/>
             <w:tcMar>
               <w:top w:type="dxa" w:w="60"/>
@@ -700,6 +732,7 @@
           <w:p>
             <w:pPr>
               <w:spacing w:after="40"/>
+              <w:jc w:val="left"/>
             </w:pPr>
             <w:r>
               <w:rPr>
@@ -708,7 +741,7 @@
                 <w:bCs/>
                 <w:color w:val="FFFFFF"/>
               </w:rPr>
-              <w:t xml:space="preserve">Durée / moment</w:t>
+              <w:t xml:space="preserve">Contenu</w:t>
             </w:r>
           </w:p>
         </w:tc>
@@ -719,67 +752,70 @@
         </w:trPr>
         <w:tc>
           <w:tcPr>
-            <w:tcW w:type="dxa" w:w="2600"/>
-            <w:tcMar>
-              <w:top w:type="dxa" w:w="60"/>
-              <w:left w:type="dxa" w:w="90"/>
-              <w:bottom w:type="dxa" w:w="60"/>
-              <w:right w:type="dxa" w:w="90"/>
-            </w:tcMar>
-          </w:tcPr>
-          <w:p>
-            <w:pPr>
-              <w:spacing w:after="40"/>
-            </w:pPr>
-            <w:r>
-              <w:rPr>
-                <w:rFonts w:ascii="Inter" w:cs="Inter" w:eastAsia="Inter" w:hAnsi="Inter"/>
-              </w:rPr>
-              <w:t xml:space="preserve">Module « Esprit d’entreprendre »</w:t>
-            </w:r>
-          </w:p>
-        </w:tc>
-        <w:tc>
-          <w:tcPr>
-            <w:tcW w:type="dxa" w:w="4800"/>
-            <w:tcMar>
-              <w:top w:type="dxa" w:w="60"/>
-              <w:left w:type="dxa" w:w="90"/>
-              <w:bottom w:type="dxa" w:w="60"/>
-              <w:right w:type="dxa" w:w="90"/>
-            </w:tcMar>
-          </w:tcPr>
-          <w:p>
-            <w:pPr>
-              <w:spacing w:after="40"/>
-            </w:pPr>
-            <w:r>
-              <w:rPr>
-                <w:rFonts w:ascii="Inter" w:cs="Inter" w:eastAsia="Inter" w:hAnsi="Inter"/>
-              </w:rPr>
-              <w:t xml:space="preserve">Du projet à l’entreprise : idée, client, offre, prix, statut juridique, premières démarches ; intégré au cursus</w:t>
-            </w:r>
-          </w:p>
-        </w:tc>
-        <w:tc>
-          <w:tcPr>
-            <w:tcW w:type="dxa" w:w="2238"/>
-            <w:tcMar>
-              <w:top w:type="dxa" w:w="60"/>
-              <w:left w:type="dxa" w:w="90"/>
-              <w:bottom w:type="dxa" w:w="60"/>
-              <w:right w:type="dxa" w:w="90"/>
-            </w:tcMar>
-          </w:tcPr>
-          <w:p>
-            <w:pPr>
-              <w:spacing w:after="40"/>
-            </w:pPr>
-            <w:r>
-              <w:rPr>
-                <w:rFonts w:ascii="Inter" w:cs="Inter" w:eastAsia="Inter" w:hAnsi="Inter"/>
-              </w:rPr>
-              <w:t xml:space="preserve">7 heures, deuxième moitié de la formation</w:t>
+            <w:tcW w:type="dxa" w:w="2300"/>
+            <w:tcMar>
+              <w:top w:type="dxa" w:w="60"/>
+              <w:left w:type="dxa" w:w="90"/>
+              <w:bottom w:type="dxa" w:w="60"/>
+              <w:right w:type="dxa" w:w="90"/>
+            </w:tcMar>
+          </w:tcPr>
+          <w:p>
+            <w:pPr>
+              <w:spacing w:after="40"/>
+              <w:jc w:val="left"/>
+            </w:pPr>
+            <w:r>
+              <w:rPr>
+                <w:rFonts w:ascii="Inter" w:cs="Inter" w:eastAsia="Inter" w:hAnsi="Inter"/>
+              </w:rPr>
+              <w:t xml:space="preserve">Jeudi 24 juin 2027, 13 h – 17 h</w:t>
+            </w:r>
+          </w:p>
+        </w:tc>
+        <w:tc>
+          <w:tcPr>
+            <w:tcW w:type="dxa" w:w="2700"/>
+            <w:tcMar>
+              <w:top w:type="dxa" w:w="60"/>
+              <w:left w:type="dxa" w:w="90"/>
+              <w:bottom w:type="dxa" w:w="60"/>
+              <w:right w:type="dxa" w:w="90"/>
+            </w:tcMar>
+          </w:tcPr>
+          <w:p>
+            <w:pPr>
+              <w:spacing w:after="40"/>
+              <w:jc w:val="left"/>
+            </w:pPr>
+            <w:r>
+              <w:rPr>
+                <w:rFonts w:ascii="Inter" w:cs="Inter" w:eastAsia="Inter" w:hAnsi="Inter"/>
+              </w:rPr>
+              <w:t xml:space="preserve">Rendez-vous « Les acteurs qui font naître les entreprises »</w:t>
+            </w:r>
+          </w:p>
+        </w:tc>
+        <w:tc>
+          <w:tcPr>
+            <w:tcW w:type="dxa" w:w="4638"/>
+            <w:tcMar>
+              <w:top w:type="dxa" w:w="60"/>
+              <w:left w:type="dxa" w:w="90"/>
+              <w:bottom w:type="dxa" w:w="60"/>
+              <w:right w:type="dxa" w:w="90"/>
+            </w:tcMar>
+          </w:tcPr>
+          <w:p>
+            <w:pPr>
+              <w:spacing w:after="40"/>
+              <w:jc w:val="both"/>
+            </w:pPr>
+            <w:r>
+              <w:rPr>
+                <w:rFonts w:ascii="Inter" w:cs="Inter" w:eastAsia="Inter" w:hAnsi="Inter"/>
+              </w:rPr>
+              <w:t xml:space="preserve">Rencontre avec la CCI Réunion (création, reprise, formalités), le tribunal mixte de commerce de Saint-Denis (rôle du greffe, registre du commerce, prévention des difficultés) et Bpifrance Réunion (financement, garanties). Les apprentis préparent leurs questions en amont.</w:t>
             </w:r>
           </w:p>
         </w:tc>
@@ -790,7 +826,7 @@
         </w:trPr>
         <w:tc>
           <w:tcPr>
-            <w:tcW w:type="dxa" w:w="2600"/>
+            <w:tcW w:type="dxa" w:w="2300"/>
             <w:shd w:fill="EEF1F6" w:color="auto" w:val="clear"/>
             <w:tcMar>
               <w:top w:type="dxa" w:w="60"/>
@@ -802,18 +838,19 @@
           <w:p>
             <w:pPr>
               <w:spacing w:after="40"/>
-            </w:pPr>
-            <w:r>
-              <w:rPr>
-                <w:rFonts w:ascii="Inter" w:cs="Inter" w:eastAsia="Inter" w:hAnsi="Inter"/>
-              </w:rPr>
-              <w:t xml:space="preserve">Défi « Mon projet en 48 heures »</w:t>
-            </w:r>
-          </w:p>
-        </w:tc>
-        <w:tc>
-          <w:tcPr>
-            <w:tcW w:type="dxa" w:w="4800"/>
+              <w:jc w:val="left"/>
+            </w:pPr>
+            <w:r>
+              <w:rPr>
+                <w:rFonts w:ascii="Inter" w:cs="Inter" w:eastAsia="Inter" w:hAnsi="Inter"/>
+              </w:rPr>
+              <w:t xml:space="preserve">Jeudi 23 septembre 2027, 13 h – 17 h</w:t>
+            </w:r>
+          </w:p>
+        </w:tc>
+        <w:tc>
+          <w:tcPr>
+            <w:tcW w:type="dxa" w:w="2700"/>
             <w:shd w:fill="EEF1F6" w:color="auto" w:val="clear"/>
             <w:tcMar>
               <w:top w:type="dxa" w:w="60"/>
@@ -825,18 +862,19 @@
           <w:p>
             <w:pPr>
               <w:spacing w:after="40"/>
-            </w:pPr>
-            <w:r>
-              <w:rPr>
-                <w:rFonts w:ascii="Inter" w:cs="Inter" w:eastAsia="Inter" w:hAnsi="Inter"/>
-              </w:rPr>
-              <w:t xml:space="preserve">Par équipes, construction d’un mini-projet (offre, cible, pitch) présenté devant un jury de chefs d’entreprise</w:t>
-            </w:r>
-          </w:p>
-        </w:tc>
-        <w:tc>
-          <w:tcPr>
-            <w:tcW w:type="dxa" w:w="2238"/>
+              <w:jc w:val="left"/>
+            </w:pPr>
+            <w:r>
+              <w:rPr>
+                <w:rFonts w:ascii="Inter" w:cs="Inter" w:eastAsia="Inter" w:hAnsi="Inter"/>
+              </w:rPr>
+              <w:t xml:space="preserve">Rendez-vous « Financer et lancer son projet »</w:t>
+            </w:r>
+          </w:p>
+        </w:tc>
+        <w:tc>
+          <w:tcPr>
+            <w:tcW w:type="dxa" w:w="4638"/>
             <w:shd w:fill="EEF1F6" w:color="auto" w:val="clear"/>
             <w:tcMar>
               <w:top w:type="dxa" w:w="60"/>
@@ -848,12 +886,13 @@
           <w:p>
             <w:pPr>
               <w:spacing w:after="40"/>
-            </w:pPr>
-            <w:r>
-              <w:rPr>
-                <w:rFonts w:ascii="Inter" w:cs="Inter" w:eastAsia="Inter" w:hAnsi="Inter"/>
-              </w:rPr>
-              <w:t xml:space="preserve">2 jours, une fois par an</w:t>
+              <w:jc w:val="both"/>
+            </w:pPr>
+            <w:r>
+              <w:rPr>
+                <w:rFonts w:ascii="Inter" w:cs="Inter" w:eastAsia="Inter" w:hAnsi="Inter"/>
+              </w:rPr>
+              <w:t xml:space="preserve">Rencontre avec Initiative Réunion (prêt d’honneur, parrainage) et avec un accompagnateur à la création d’entreprise (incubateur, couveuse ou réseau d’accompagnement) ; mini-pitch des idées des apprentis, avec retour des intervenants.</w:t>
             </w:r>
           </w:p>
         </w:tc>
@@ -864,67 +903,70 @@
         </w:trPr>
         <w:tc>
           <w:tcPr>
-            <w:tcW w:type="dxa" w:w="2600"/>
-            <w:tcMar>
-              <w:top w:type="dxa" w:w="60"/>
-              <w:left w:type="dxa" w:w="90"/>
-              <w:bottom w:type="dxa" w:w="60"/>
-              <w:right w:type="dxa" w:w="90"/>
-            </w:tcMar>
-          </w:tcPr>
-          <w:p>
-            <w:pPr>
-              <w:spacing w:after="40"/>
-            </w:pPr>
-            <w:r>
-              <w:rPr>
-                <w:rFonts w:ascii="Inter" w:cs="Inter" w:eastAsia="Inter" w:hAnsi="Inter"/>
-              </w:rPr>
-              <w:t xml:space="preserve">Témoignages</w:t>
-            </w:r>
-          </w:p>
-        </w:tc>
-        <w:tc>
-          <w:tcPr>
-            <w:tcW w:type="dxa" w:w="4800"/>
-            <w:tcMar>
-              <w:top w:type="dxa" w:w="60"/>
-              <w:left w:type="dxa" w:w="90"/>
-              <w:bottom w:type="dxa" w:w="60"/>
-              <w:right w:type="dxa" w:w="90"/>
-            </w:tcMar>
-          </w:tcPr>
-          <w:p>
-            <w:pPr>
-              <w:spacing w:after="40"/>
-            </w:pPr>
-            <w:r>
-              <w:rPr>
-                <w:rFonts w:ascii="Inter" w:cs="Inter" w:eastAsia="Inter" w:hAnsi="Inter"/>
-              </w:rPr>
-              <w:t xml:space="preserve">Créateurs et repreneurs réunionnais, dont d’anciens apprentis à terme</w:t>
-            </w:r>
-          </w:p>
-        </w:tc>
-        <w:tc>
-          <w:tcPr>
-            <w:tcW w:type="dxa" w:w="2238"/>
-            <w:tcMar>
-              <w:top w:type="dxa" w:w="60"/>
-              <w:left w:type="dxa" w:w="90"/>
-              <w:bottom w:type="dxa" w:w="60"/>
-              <w:right w:type="dxa" w:w="90"/>
-            </w:tcMar>
-          </w:tcPr>
-          <w:p>
-            <w:pPr>
-              <w:spacing w:after="40"/>
-            </w:pPr>
-            <w:r>
-              <w:rPr>
-                <w:rFonts w:ascii="Inter" w:cs="Inter" w:eastAsia="Inter" w:hAnsi="Inter"/>
-              </w:rPr>
-              <w:t xml:space="preserve">1 à 2 rencontres par an</w:t>
+            <w:tcW w:type="dxa" w:w="2300"/>
+            <w:tcMar>
+              <w:top w:type="dxa" w:w="60"/>
+              <w:left w:type="dxa" w:w="90"/>
+              <w:bottom w:type="dxa" w:w="60"/>
+              <w:right w:type="dxa" w:w="90"/>
+            </w:tcMar>
+          </w:tcPr>
+          <w:p>
+            <w:pPr>
+              <w:spacing w:after="40"/>
+              <w:jc w:val="left"/>
+            </w:pPr>
+            <w:r>
+              <w:rPr>
+                <w:rFonts w:ascii="Inter" w:cs="Inter" w:eastAsia="Inter" w:hAnsi="Inter"/>
+              </w:rPr>
+              <w:t xml:space="preserve">Jeudi 21 octobre 2027, 13 h – 17 h</w:t>
+            </w:r>
+          </w:p>
+        </w:tc>
+        <w:tc>
+          <w:tcPr>
+            <w:tcW w:type="dxa" w:w="2700"/>
+            <w:tcMar>
+              <w:top w:type="dxa" w:w="60"/>
+              <w:left w:type="dxa" w:w="90"/>
+              <w:bottom w:type="dxa" w:w="60"/>
+              <w:right w:type="dxa" w:w="90"/>
+            </w:tcMar>
+          </w:tcPr>
+          <w:p>
+            <w:pPr>
+              <w:spacing w:after="40"/>
+              <w:jc w:val="left"/>
+            </w:pPr>
+            <w:r>
+              <w:rPr>
+                <w:rFonts w:ascii="Inter" w:cs="Inter" w:eastAsia="Inter" w:hAnsi="Inter"/>
+              </w:rPr>
+              <w:t xml:space="preserve">Rendez-vous « Les fondations d’une entreprise solide »</w:t>
+            </w:r>
+          </w:p>
+        </w:tc>
+        <w:tc>
+          <w:tcPr>
+            <w:tcW w:type="dxa" w:w="4638"/>
+            <w:tcMar>
+              <w:top w:type="dxa" w:w="60"/>
+              <w:left w:type="dxa" w:w="90"/>
+              <w:bottom w:type="dxa" w:w="60"/>
+              <w:right w:type="dxa" w:w="90"/>
+            </w:tcMar>
+          </w:tcPr>
+          <w:p>
+            <w:pPr>
+              <w:spacing w:after="40"/>
+              <w:jc w:val="both"/>
+            </w:pPr>
+            <w:r>
+              <w:rPr>
+                <w:rFonts w:ascii="Inter" w:cs="Inter" w:eastAsia="Inter" w:hAnsi="Inter"/>
+              </w:rPr>
+              <w:t xml:space="preserve">Rencontre avec un expert-comptable (statut juridique, prévisionnel, seuil de rentabilité d’un commerce) et un assureur (responsabilité civile, multirisque, prévoyance du dirigeant).</w:t>
             </w:r>
           </w:p>
         </w:tc>
@@ -935,7 +977,7 @@
         </w:trPr>
         <w:tc>
           <w:tcPr>
-            <w:tcW w:type="dxa" w:w="2600"/>
+            <w:tcW w:type="dxa" w:w="2300"/>
             <w:shd w:fill="EEF1F6" w:color="auto" w:val="clear"/>
             <w:tcMar>
               <w:top w:type="dxa" w:w="60"/>
@@ -947,6 +989,106 @@
           <w:p>
             <w:pPr>
               <w:spacing w:after="40"/>
+              <w:jc w:val="left"/>
+            </w:pPr>
+            <w:r>
+              <w:rPr>
+                <w:rFonts w:ascii="Inter" w:cs="Inter" w:eastAsia="Inter" w:hAnsi="Inter"/>
+              </w:rPr>
+              <w:t xml:space="preserve">Semaine du 15 novembre 2027</w:t>
+            </w:r>
+          </w:p>
+        </w:tc>
+        <w:tc>
+          <w:tcPr>
+            <w:tcW w:type="dxa" w:w="2700"/>
+            <w:shd w:fill="EEF1F6" w:color="auto" w:val="clear"/>
+            <w:tcMar>
+              <w:top w:type="dxa" w:w="60"/>
+              <w:left w:type="dxa" w:w="90"/>
+              <w:bottom w:type="dxa" w:w="60"/>
+              <w:right w:type="dxa" w:w="90"/>
+            </w:tcMar>
+          </w:tcPr>
+          <w:p>
+            <w:pPr>
+              <w:spacing w:after="40"/>
+              <w:jc w:val="left"/>
+            </w:pPr>
+            <w:r>
+              <w:rPr>
+                <w:rFonts w:ascii="Inter" w:cs="Inter" w:eastAsia="Inter" w:hAnsi="Inter"/>
+              </w:rPr>
+              <w:t xml:space="preserve">Module « Esprit d’entreprendre » (7 heures)</w:t>
+            </w:r>
+          </w:p>
+        </w:tc>
+        <w:tc>
+          <w:tcPr>
+            <w:tcW w:type="dxa" w:w="4638"/>
+            <w:shd w:fill="EEF1F6" w:color="auto" w:val="clear"/>
+            <w:tcMar>
+              <w:top w:type="dxa" w:w="60"/>
+              <w:left w:type="dxa" w:w="90"/>
+              <w:bottom w:type="dxa" w:w="60"/>
+              <w:right w:type="dxa" w:w="90"/>
+            </w:tcMar>
+          </w:tcPr>
+          <w:p>
+            <w:pPr>
+              <w:spacing w:after="40"/>
+              <w:jc w:val="left"/>
+            </w:pPr>
+            <w:r>
+              <w:rPr>
+                <w:rFonts w:ascii="Inter" w:cs="Inter" w:eastAsia="Inter" w:hAnsi="Inter"/>
+              </w:rPr>
+              <w:t xml:space="preserve">Du projet à l’entreprise : idée, client, offre, prix, compte de résultat prévisionnel d’un magasin, en lien avec le CCP 3 (rentabilité).</w:t>
+            </w:r>
+          </w:p>
+        </w:tc>
+      </w:tr>
+      <w:tr>
+        <w:trPr>
+          <w:cantSplit/>
+        </w:trPr>
+        <w:tc>
+          <w:tcPr>
+            <w:tcW w:type="dxa" w:w="2300"/>
+            <w:tcMar>
+              <w:top w:type="dxa" w:w="60"/>
+              <w:left w:type="dxa" w:w="90"/>
+              <w:bottom w:type="dxa" w:w="60"/>
+              <w:right w:type="dxa" w:w="90"/>
+            </w:tcMar>
+          </w:tcPr>
+          <w:p>
+            <w:pPr>
+              <w:spacing w:after="40"/>
+              <w:jc w:val="left"/>
+            </w:pPr>
+            <w:r>
+              <w:rPr>
+                <w:rFonts w:ascii="Inter" w:cs="Inter" w:eastAsia="Inter" w:hAnsi="Inter"/>
+              </w:rPr>
+              <w:t xml:space="preserve">Toute l’année</w:t>
+            </w:r>
+          </w:p>
+        </w:tc>
+        <w:tc>
+          <w:tcPr>
+            <w:tcW w:type="dxa" w:w="2700"/>
+            <w:tcMar>
+              <w:top w:type="dxa" w:w="60"/>
+              <w:left w:type="dxa" w:w="90"/>
+              <w:bottom w:type="dxa" w:w="60"/>
+              <w:right w:type="dxa" w:w="90"/>
+            </w:tcMar>
+          </w:tcPr>
+          <w:p>
+            <w:pPr>
+              <w:spacing w:after="40"/>
+              <w:jc w:val="left"/>
             </w:pPr>
             <w:r>
               <w:rPr>
@@ -958,47 +1100,24 @@
         </w:tc>
         <w:tc>
           <w:tcPr>
-            <w:tcW w:type="dxa" w:w="4800"/>
-            <w:shd w:fill="EEF1F6" w:color="auto" w:val="clear"/>
-            <w:tcMar>
-              <w:top w:type="dxa" w:w="60"/>
-              <w:left w:type="dxa" w:w="90"/>
-              <w:bottom w:type="dxa" w:w="60"/>
-              <w:right w:type="dxa" w:w="90"/>
-            </w:tcMar>
-          </w:tcPr>
-          <w:p>
-            <w:pPr>
-              <w:spacing w:after="40"/>
-            </w:pPr>
-            <w:r>
-              <w:rPr>
-                <w:rFonts w:ascii="Inter" w:cs="Inter" w:eastAsia="Inter" w:hAnsi="Inter"/>
-              </w:rPr>
-              <w:t xml:space="preserve">Mise en relation avec les réseaux d’accompagnement à la création et à la reprise</w:t>
-            </w:r>
-          </w:p>
-        </w:tc>
-        <w:tc>
-          <w:tcPr>
-            <w:tcW w:type="dxa" w:w="2238"/>
-            <w:shd w:fill="EEF1F6" w:color="auto" w:val="clear"/>
-            <w:tcMar>
-              <w:top w:type="dxa" w:w="60"/>
-              <w:left w:type="dxa" w:w="90"/>
-              <w:bottom w:type="dxa" w:w="60"/>
-              <w:right w:type="dxa" w:w="90"/>
-            </w:tcMar>
-          </w:tcPr>
-          <w:p>
-            <w:pPr>
-              <w:spacing w:after="40"/>
-            </w:pPr>
-            <w:r>
-              <w:rPr>
-                <w:rFonts w:ascii="Inter" w:cs="Inter" w:eastAsia="Inter" w:hAnsi="Inter"/>
-              </w:rPr>
-              <w:t xml:space="preserve">Sur demande</w:t>
+            <w:tcW w:type="dxa" w:w="4638"/>
+            <w:tcMar>
+              <w:top w:type="dxa" w:w="60"/>
+              <w:left w:type="dxa" w:w="90"/>
+              <w:bottom w:type="dxa" w:w="60"/>
+              <w:right w:type="dxa" w:w="90"/>
+            </w:tcMar>
+          </w:tcPr>
+          <w:p>
+            <w:pPr>
+              <w:spacing w:after="40"/>
+              <w:jc w:val="left"/>
+            </w:pPr>
+            <w:r>
+              <w:rPr>
+                <w:rFonts w:ascii="Inter" w:cs="Inter" w:eastAsia="Inter" w:hAnsi="Inter"/>
+              </w:rPr>
+              <w:t xml:space="preserve">Mise en relation avec les réseaux d’accompagnement pour tout apprenti porteur d’un projet, à sa demande.</w:t>
             </w:r>
           </w:p>
         </w:tc>
@@ -1019,7 +1138,7 @@
         <w:rPr>
           <w:rFonts w:ascii="Montserrat" w:cs="Montserrat" w:eastAsia="Montserrat" w:hAnsi="Montserrat"/>
         </w:rPr>
-        <w:t xml:space="preserve">3. Réseaux d’accompagnement sollicités</w:t>
+        <w:t xml:space="preserve">3. Partenaires sollicités</w:t>
       </w:r>
     </w:p>
     <w:p>
@@ -1031,7 +1150,21 @@
         <w:rPr>
           <w:rFonts w:ascii="Inter" w:cs="Inter" w:eastAsia="Inter" w:hAnsi="Inter"/>
         </w:rPr>
-        <w:t xml:space="preserve">CCI Réunion et Chambre de métiers et de l’artisanat (parcours création et reprise), réseaux de prêt d’honneur et de financement de la création (Initiative France, Réseau Entreprendre, Adie, BPI), France Travail pour les demandeurs d’emploi créateurs. Aucun partenariat n’est formalisé à ce jour ; les prises de contact sont prévues au premier semestre 2027, avant le module « Esprit d’entreprendre ».</w:t>
+        <w:t xml:space="preserve">CCI Réunion, tribunal mixte de commerce de Saint-Denis, Bpifrance Réunion, Initiative Réunion, réseaux d’accompagnement à la création, un cabinet d’expertise comptable et un assureur. </w:t>
+      </w:r>
+      <w:r>
+        <w:rPr>
+          <w:rFonts w:ascii="Inter" w:cs="Inter" w:eastAsia="Inter" w:hAnsi="Inter"/>
+          <w:b/>
+          <w:bCs/>
+        </w:rPr>
+        <w:t xml:space="preserve">Aucun partenariat n’est formalisé à ce jour</w:t>
+      </w:r>
+      <w:r>
+        <w:rPr>
+          <w:rFonts w:ascii="Inter" w:cs="Inter" w:eastAsia="Inter" w:hAnsi="Inter"/>
+        </w:rPr>
+        <w:t xml:space="preserve"> : les sollicitations seront adressées entre janvier et mars 2027, avec un courrier de présentation de la promotion et des dates proposées.</w:t>
       </w:r>
     </w:p>
     <w:tbl>
@@ -1078,6 +1211,7 @@
           <w:p>
             <w:pPr>
               <w:spacing w:after="50"/>
+              <w:jc w:val="both"/>
             </w:pPr>
             <w:r>
               <w:rPr>

--- a/dossier-deets-apprentissage/word/15_Etat_descriptif_sensibilisation_creation_reprise_entreprise.docx
+++ b/dossier-deets-apprentissage/word/15_Etat_descriptif_sensibilisation_creation_reprise_entreprise.docx
@@ -4,29 +4,47 @@
   <w:body>
     <w:p>
       <w:pPr>
-        <w:spacing w:after="40"/>
-      </w:pPr>
-      <w:r>
-        <w:rPr>
-          <w:rFonts w:ascii="Montserrat" w:cs="Montserrat" w:eastAsia="Montserrat" w:hAnsi="Montserrat"/>
-          <w:b/>
-          <w:bCs/>
-          <w:color w:val="1B3A6B"/>
-          <w:sz w:val="40"/>
-          <w:szCs w:val="40"/>
-        </w:rPr>
-        <w:t xml:space="preserve">YEBA</w:t>
-      </w:r>
-      <w:r>
-        <w:rPr>
-          <w:rFonts w:ascii="Montserrat" w:cs="Montserrat" w:eastAsia="Montserrat" w:hAnsi="Montserrat"/>
-          <w:b/>
-          <w:bCs/>
-          <w:color w:val="C9AB4C"/>
-          <w:sz w:val="40"/>
-          <w:szCs w:val="40"/>
-        </w:rPr>
-        <w:t xml:space="preserve">  FORMATIONS</w:t>
+        <w:spacing w:after="80"/>
+      </w:pPr>
+      <w:r>
+        <w:drawing>
+          <wp:inline distT="0" distB="0" distL="0" distR="0">
+            <wp:extent cx="1143000" cy="971550"/>
+            <wp:effectExtent t="0" r="0" b="0" l="0"/>
+            <wp:docPr id="1" name="logo" descr="Logo YEBA FORMATIONS" title="Logo YEBA FORMATIONS"/>
+            <wp:cNvGraphicFramePr>
+              <a:graphicFrameLocks xmlns:a="http://schemas.openxmlformats.org/drawingml/2006/main" noChangeAspect="1"/>
+            </wp:cNvGraphicFramePr>
+            <a:graphic xmlns:a="http://schemas.openxmlformats.org/drawingml/2006/main">
+              <a:graphicData uri="http://schemas.openxmlformats.org/drawingml/2006/picture">
+                <pic:pic xmlns:pic="http://schemas.openxmlformats.org/drawingml/2006/picture">
+                  <pic:nvPicPr>
+                    <pic:cNvPr id="0" name="" descr=""/>
+                    <pic:cNvPicPr>
+                      <a:picLocks noChangeAspect="1" noChangeArrowheads="1"/>
+                    </pic:cNvPicPr>
+                  </pic:nvPicPr>
+                  <pic:blipFill>
+                    <a:blip r:embed="rId9" cstate="none"/>
+                    <a:srcRect/>
+                    <a:stretch>
+                      <a:fillRect/>
+                    </a:stretch>
+                  </pic:blipFill>
+                  <pic:spPr bwMode="auto">
+                    <a:xfrm>
+                      <a:off x="0" y="0"/>
+                      <a:ext cx="1143000" cy="971550"/>
+                    </a:xfrm>
+                    <a:prstGeom prst="rect">
+                      <a:avLst/>
+                    </a:prstGeom>
+                  </pic:spPr>
+                </pic:pic>
+              </a:graphicData>
+            </a:graphic>
+          </wp:inline>
+        </w:drawing>
       </w:r>
     </w:p>
     <w:p>
@@ -512,7 +530,7 @@
               <w:rPr>
                 <w:rFonts w:ascii="Inter" w:cs="Inter" w:eastAsia="Inter" w:hAnsi="Inter"/>
               </w:rPr>
-              <w:t xml:space="preserve">Aurélien LUMEKA, Directeur</w:t>
+              <w:t xml:space="preserve">Aurélien LUMEKA, Directeur — +262 693 32 24 45 — yebaformations@gmail.com</w:t>
             </w:r>
           </w:p>
         </w:tc>
@@ -565,7 +583,7 @@
               <w:rPr>
                 <w:rFonts w:ascii="Inter" w:cs="Inter" w:eastAsia="Inter" w:hAnsi="Inter"/>
               </w:rPr>
-              <w:t xml:space="preserve">Version 2 du 28/10/2026</w:t>
+              <w:t xml:space="preserve">Version 3 du 30/10/2026</w:t>
             </w:r>
           </w:p>
         </w:tc>
@@ -639,7 +657,7 @@
         <w:rPr>
           <w:rFonts w:ascii="Inter" w:cs="Inter" w:eastAsia="Inter" w:hAnsi="Inter"/>
         </w:rPr>
-        <w:t xml:space="preserve">La sensibilisation combine un module de formation et trois Rendez-vous du mois consacrés à l’entrepreneuriat (pièce n° 19). Elle forme un parcours progressif : comprendre l’écosystème, savoir financer un projet, puis poser des fondations solides.</w:t>
+        <w:t xml:space="preserve">La sensibilisation combine un module de formation et trois Rendez-vous du mois (un mardi par mois) consacrés à l’entrepreneuriat (pièce n° 19). Elle forme un parcours progressif : comprendre l’écosystème, savoir financer un projet, puis poser des fondations solides.</w:t>
       </w:r>
     </w:p>
     <w:tbl>
@@ -748,7 +766,7 @@
       </w:tr>
       <w:tr>
         <w:trPr>
-          <w:cantSplit/>
+          <w:cantSplit w:val="false"/>
         </w:trPr>
         <w:tc>
           <w:tcPr>
@@ -769,7 +787,7 @@
               <w:rPr>
                 <w:rFonts w:ascii="Inter" w:cs="Inter" w:eastAsia="Inter" w:hAnsi="Inter"/>
               </w:rPr>
-              <w:t xml:space="preserve">Jeudi 24 juin 2027, 13 h – 17 h</w:t>
+              <w:t xml:space="preserve">Mardi 22 juin 2027</w:t>
             </w:r>
           </w:p>
         </w:tc>
@@ -792,7 +810,7 @@
               <w:rPr>
                 <w:rFonts w:ascii="Inter" w:cs="Inter" w:eastAsia="Inter" w:hAnsi="Inter"/>
               </w:rPr>
-              <w:t xml:space="preserve">Rendez-vous « Les acteurs qui font naître les entreprises »</w:t>
+              <w:t xml:space="preserve">Rendez-vous « Les acteurs qui font naître les entreprises » (journée)</w:t>
             </w:r>
           </w:p>
         </w:tc>
@@ -815,7 +833,7 @@
               <w:rPr>
                 <w:rFonts w:ascii="Inter" w:cs="Inter" w:eastAsia="Inter" w:hAnsi="Inter"/>
               </w:rPr>
-              <w:t xml:space="preserve">Rencontre avec la CCI Réunion (création, reprise, formalités), le tribunal mixte de commerce de Saint-Denis (rôle du greffe, registre du commerce, prévention des difficultés) et Bpifrance Réunion (financement, garanties). Les apprentis préparent leurs questions en amont.</w:t>
+              <w:t xml:space="preserve">Matin : Préparation : qui fait quoi dans l’accompagnement des entreprises à La Réunion ; recherche documentaire par équipes et rédaction des questions. Après-midi : Table ronde avec la CCI Réunion (création, reprise, formalités), le tribunal mixte de commerce de Saint-Denis (greffe, registre du commerce, prévention des difficultés) et Bpifrance Réunion (financement, garanties).</w:t>
             </w:r>
           </w:p>
         </w:tc>
@@ -844,7 +862,7 @@
               <w:rPr>
                 <w:rFonts w:ascii="Inter" w:cs="Inter" w:eastAsia="Inter" w:hAnsi="Inter"/>
               </w:rPr>
-              <w:t xml:space="preserve">Jeudi 23 septembre 2027, 13 h – 17 h</w:t>
+              <w:t xml:space="preserve">Mardi 21 septembre 2027</w:t>
             </w:r>
           </w:p>
         </w:tc>
@@ -868,7 +886,7 @@
               <w:rPr>
                 <w:rFonts w:ascii="Inter" w:cs="Inter" w:eastAsia="Inter" w:hAnsi="Inter"/>
               </w:rPr>
-              <w:t xml:space="preserve">Rendez-vous « Financer et lancer son projet »</w:t>
+              <w:t xml:space="preserve">Rendez-vous « Financer et lancer son projet » (journée)</w:t>
             </w:r>
           </w:p>
         </w:tc>
@@ -892,14 +910,14 @@
               <w:rPr>
                 <w:rFonts w:ascii="Inter" w:cs="Inter" w:eastAsia="Inter" w:hAnsi="Inter"/>
               </w:rPr>
-              <w:t xml:space="preserve">Rencontre avec Initiative Réunion (prêt d’honneur, parrainage) et avec un accompagnateur à la création d’entreprise (incubateur, couveuse ou réseau d’accompagnement) ; mini-pitch des idées des apprentis, avec retour des intervenants.</w:t>
+              <w:t xml:space="preserve">Matin : Atelier « de l’idée au pitch » : chaque apprenti prépare un pitch de 2 minutes sur une idée de commerce ou de reprise. Après-midi : Rencontre avec Initiative Réunion (prêt d’honneur, parrainage) et un accompagnateur à la création d’entreprise ; pitchs devant les intervenants, avec leurs retours.</w:t>
             </w:r>
           </w:p>
         </w:tc>
       </w:tr>
       <w:tr>
         <w:trPr>
-          <w:cantSplit/>
+          <w:cantSplit w:val="false"/>
         </w:trPr>
         <w:tc>
           <w:tcPr>
@@ -920,7 +938,7 @@
               <w:rPr>
                 <w:rFonts w:ascii="Inter" w:cs="Inter" w:eastAsia="Inter" w:hAnsi="Inter"/>
               </w:rPr>
-              <w:t xml:space="preserve">Jeudi 21 octobre 2027, 13 h – 17 h</w:t>
+              <w:t xml:space="preserve">Mardi 19 octobre 2027</w:t>
             </w:r>
           </w:p>
         </w:tc>
@@ -943,7 +961,7 @@
               <w:rPr>
                 <w:rFonts w:ascii="Inter" w:cs="Inter" w:eastAsia="Inter" w:hAnsi="Inter"/>
               </w:rPr>
-              <w:t xml:space="preserve">Rendez-vous « Les fondations d’une entreprise solide »</w:t>
+              <w:t xml:space="preserve">Rendez-vous « Les fondations d’une entreprise solide » (journée)</w:t>
             </w:r>
           </w:p>
         </w:tc>
@@ -966,7 +984,7 @@
               <w:rPr>
                 <w:rFonts w:ascii="Inter" w:cs="Inter" w:eastAsia="Inter" w:hAnsi="Inter"/>
               </w:rPr>
-              <w:t xml:space="preserve">Rencontre avec un expert-comptable (statut juridique, prévisionnel, seuil de rentabilité d’un commerce) et un assureur (responsabilité civile, multirisque, prévoyance du dirigeant).</w:t>
+              <w:t xml:space="preserve">Matin : Étude de cas : la reprise d’une boutique réunionnaise, chiffres à l’appui (chiffre d’affaires, marge, charges, seuil de rentabilité). Après-midi : Rencontre avec un expert-comptable (statut juridique, prévisionnel) et un assureur (responsabilité civile, multirisque, prévoyance du dirigeant), qui commentent les analyses du matin.</w:t>
             </w:r>
           </w:p>
         </w:tc>

--- a/dossier-deets-apprentissage/word/15_Etat_descriptif_sensibilisation_creation_reprise_entreprise.docx
+++ b/dossier-deets-apprentissage/word/15_Etat_descriptif_sensibilisation_creation_reprise_entreprise.docx
@@ -455,7 +455,7 @@
               <w:rPr>
                 <w:rFonts w:ascii="Inter" w:cs="Inter" w:eastAsia="Inter" w:hAnsi="Inter"/>
               </w:rPr>
-              <w:t xml:space="preserve">Certification Qualiopi</w:t>
+              <w:t xml:space="preserve">Adresse administrative (courrier)</w:t>
             </w:r>
           </w:p>
         </w:tc>
@@ -473,13 +473,13 @@
           <w:p>
             <w:pPr>
               <w:spacing w:after="40"/>
-              <w:jc w:val="both"/>
-            </w:pPr>
-            <w:r>
-              <w:rPr>
-                <w:rFonts w:ascii="Inter" w:cs="Inter" w:eastAsia="Inter" w:hAnsi="Inter"/>
-              </w:rPr>
-              <w:t xml:space="preserve">n° 25FOR02027.1 (actions de formation). Extension à la catégorie « actions de formation par apprentissage » engagée : l’audit d’extension sera réalisé dès l’entrée en formation du premier apprenti (courriel de l’organisme certificateur du 14/10/2026).</w:t>
+              <w:jc w:val="left"/>
+            </w:pPr>
+            <w:r>
+              <w:rPr>
+                <w:rFonts w:ascii="Inter" w:cs="Inter" w:eastAsia="Inter" w:hAnsi="Inter"/>
+              </w:rPr>
+              <w:t xml:space="preserve">9 rue Françoise Châtelain, Bâtiment A, Entrée 1, Porte 0042, 97490 Saint-Denis</w:t>
             </w:r>
           </w:p>
         </w:tc>
@@ -507,7 +507,7 @@
               <w:rPr>
                 <w:rFonts w:ascii="Inter" w:cs="Inter" w:eastAsia="Inter" w:hAnsi="Inter"/>
               </w:rPr>
-              <w:t xml:space="preserve">Responsable</w:t>
+              <w:t xml:space="preserve">Certification Qualiopi</w:t>
             </w:r>
           </w:p>
         </w:tc>
@@ -524,13 +524,27 @@
           <w:p>
             <w:pPr>
               <w:spacing w:after="40"/>
-              <w:jc w:val="left"/>
-            </w:pPr>
-            <w:r>
-              <w:rPr>
-                <w:rFonts w:ascii="Inter" w:cs="Inter" w:eastAsia="Inter" w:hAnsi="Inter"/>
-              </w:rPr>
-              <w:t xml:space="preserve">Aurélien LUMEKA, Directeur — +262 693 32 24 45 — yebaformations@gmail.com</w:t>
+              <w:jc w:val="both"/>
+            </w:pPr>
+            <w:r>
+              <w:rPr>
+                <w:rFonts w:ascii="Inter" w:cs="Inter" w:eastAsia="Inter" w:hAnsi="Inter"/>
+              </w:rPr>
+              <w:t xml:space="preserve">n° 25FOR02027.1, délivrée par QUALITIA Certification, valable du 17/02/2026 au 16/02/2029. Catégories certifiées (art. L.6313-1 du Code du travail) : actions de formation, bilans de compétences, actions de validation des acquis de l’expérience et </w:t>
+            </w:r>
+            <w:r>
+              <w:rPr>
+                <w:rFonts w:ascii="Inter" w:cs="Inter" w:eastAsia="Inter" w:hAnsi="Inter"/>
+                <w:b/>
+                <w:bCs/>
+              </w:rPr>
+              <w:t xml:space="preserve">actions de formation par apprentissage</w:t>
+            </w:r>
+            <w:r>
+              <w:rPr>
+                <w:rFonts w:ascii="Inter" w:cs="Inter" w:eastAsia="Inter" w:hAnsi="Inter"/>
+              </w:rPr>
+              <w:t xml:space="preserve">.</w:t>
             </w:r>
           </w:p>
         </w:tc>
@@ -559,7 +573,7 @@
               <w:rPr>
                 <w:rFonts w:ascii="Inter" w:cs="Inter" w:eastAsia="Inter" w:hAnsi="Inter"/>
               </w:rPr>
-              <w:t xml:space="preserve">Version</w:t>
+              <w:t xml:space="preserve">Responsable</w:t>
             </w:r>
           </w:p>
         </w:tc>
@@ -583,7 +597,58 @@
               <w:rPr>
                 <w:rFonts w:ascii="Inter" w:cs="Inter" w:eastAsia="Inter" w:hAnsi="Inter"/>
               </w:rPr>
-              <w:t xml:space="preserve">Version 3 du 30/10/2026</w:t>
+              <w:t xml:space="preserve">Aurélien LUMEKA, Directeur — +262 693 32 24 45 — yebaformations@gmail.com</w:t>
+            </w:r>
+          </w:p>
+        </w:tc>
+      </w:tr>
+      <w:tr>
+        <w:trPr>
+          <w:cantSplit/>
+        </w:trPr>
+        <w:tc>
+          <w:tcPr>
+            <w:tcW w:type="dxa" w:w="2600"/>
+            <w:tcMar>
+              <w:top w:type="dxa" w:w="60"/>
+              <w:left w:type="dxa" w:w="90"/>
+              <w:bottom w:type="dxa" w:w="60"/>
+              <w:right w:type="dxa" w:w="90"/>
+            </w:tcMar>
+          </w:tcPr>
+          <w:p>
+            <w:pPr>
+              <w:spacing w:after="40"/>
+              <w:jc w:val="left"/>
+            </w:pPr>
+            <w:r>
+              <w:rPr>
+                <w:rFonts w:ascii="Inter" w:cs="Inter" w:eastAsia="Inter" w:hAnsi="Inter"/>
+              </w:rPr>
+              <w:t xml:space="preserve">Version</w:t>
+            </w:r>
+          </w:p>
+        </w:tc>
+        <w:tc>
+          <w:tcPr>
+            <w:tcW w:type="dxa" w:w="7038"/>
+            <w:tcMar>
+              <w:top w:type="dxa" w:w="60"/>
+              <w:left w:type="dxa" w:w="90"/>
+              <w:bottom w:type="dxa" w:w="60"/>
+              <w:right w:type="dxa" w:w="90"/>
+            </w:tcMar>
+          </w:tcPr>
+          <w:p>
+            <w:pPr>
+              <w:spacing w:after="40"/>
+              <w:jc w:val="left"/>
+            </w:pPr>
+            <w:r>
+              <w:rPr>
+                <w:rFonts w:ascii="Inter" w:cs="Inter" w:eastAsia="Inter" w:hAnsi="Inter"/>
+              </w:rPr>
+              <w:t xml:space="preserve">Version 4 du 30/10/2026</w:t>
             </w:r>
           </w:p>
         </w:tc>
@@ -1013,7 +1078,7 @@
               <w:rPr>
                 <w:rFonts w:ascii="Inter" w:cs="Inter" w:eastAsia="Inter" w:hAnsi="Inter"/>
               </w:rPr>
-              <w:t xml:space="preserve">Semaine du 15 novembre 2027</w:t>
+              <w:t xml:space="preserve">Mardi 16 novembre 2027</w:t>
             </w:r>
           </w:p>
         </w:tc>
